--- a/JICTASA-2026-018-Finistral_AI_Revised.docx
+++ b/JICTASA-2026-018-Finistral_AI_Revised.docx
@@ -241,7 +241,7 @@
             <w:r>
               <w:drawing>
                 <wp:inline>
-                  <wp:extent cx="2667000" cy="762000"/>
+                  <wp:extent cx="2560320" cy="727004"/>
                   <wp:effectExtent b="0" l="0" r="0" t="0"/>
                   <wp:docPr descr="" title="" id="10" name="Picture"/>
                   <a:graphic>
@@ -262,7 +262,7 @@
                         <pic:spPr bwMode="auto">
                           <a:xfrm>
                             <a:off x="0" y="0"/>
-                            <a:ext cx="2667000" cy="762000"/>
+                            <a:ext cx="2560320" cy="727004"/>
                           </a:xfrm>
                           <a:prstGeom prst="rect">
                             <a:avLst/>
@@ -292,7 +292,7 @@
             <w:r>
               <w:drawing>
                 <wp:inline>
-                  <wp:extent cx="2667000" cy="2467871"/>
+                  <wp:extent cx="2400300" cy="2209083"/>
                   <wp:effectExtent b="0" l="0" r="0" t="0"/>
                   <wp:docPr descr="" title="" id="13" name="Picture"/>
                   <a:graphic>
@@ -313,7 +313,7 @@
                         <pic:spPr bwMode="auto">
                           <a:xfrm>
                             <a:off x="0" y="0"/>
-                            <a:ext cx="2667000" cy="2467871"/>
+                            <a:ext cx="2400300" cy="2209083"/>
                           </a:xfrm>
                           <a:prstGeom prst="rect">
                             <a:avLst/>
@@ -340,7 +340,7 @@
         <w:pStyle w:val="ImageCaption"/>
       </w:pPr>
       <w:r>
-        <w:t xml:space="preserve">Left: corrected, exact-match-decontaminated comparison of Finistral-7B-LoRA (under both prompt templates) against the Mistral-7B-v0.1 zero-shot backbone on the decontaminated FPB-560, FiQA-SA, and TFNS evaluation sets. Right: row-normalised confusion matrices for all evaluated models under the corrected protocol (Section </w:t>
+        <w:t xml:space="preserve">Top: corrected, exact-match-decontaminated comparison of Finistral-7B-LoRA (under both prompt templates) against the Mistral-7B-v0.1 zero-shot backbone on the decontaminated FPB-560, FiQA-SA, and TFNS evaluation sets. Bottom: row-normalised confusion matrices for all evaluated models under the corrected protocol (Section </w:t>
       </w:r>
       <w:hyperlink w:anchor="sec:contamination">
         <w:r>
@@ -808,13 +808,13 @@
         <w:t xml:space="preserve"> </w:t>
       </w:r>
       <w:r>
-        <w:t xml:space="preserve">, which map accounting terms to positive or negative polarity. Although lexicon rules are transparent, their coverage is limited and they struggle with figurative or contextual language. Subsequent classical machine-learning pipelines trained support-vector or recurrent networks on Financial PhraseBank</w:t>
-      </w:r>
-      <w:r>
-        <w:t xml:space="preserve"> </w:t>
-      </w:r>
-      <w:r>
-        <w:t xml:space="preserve">, a 4.8 k-sentence news corpus with crowd-sourced sentiment labels achieving modest gains but still underperforming human readers.</w:t>
+        <w:t xml:space="preserve">, which classify words by their usage in financial filings into negative, positive, and further tone categories such as uncertainty and litigiousness. Although lexicon rules are transparent, their coverage is limited and they struggle with figurative or contextual language. Subsequent classical machine-learning pipelines trained support-vector or recurrent networks on Financial PhraseBank</w:t>
+      </w:r>
+      <w:r>
+        <w:t xml:space="preserve"> </w:t>
+      </w:r>
+      <w:r>
+        <w:t xml:space="preserve">, a 4.8 k-sentence news corpus with expert-annotated sentiment labels (16 finance-literate annotators); these pipelines achieved modest gains but still underperformed human readers.</w:t>
       </w:r>
     </w:p>
     <w:p>
@@ -840,7 +840,7 @@
         <w:t xml:space="preserve"> </w:t>
       </w:r>
       <w:r>
-        <w:t xml:space="preserve">fine-tunes BERT on a large corpus of SEC filings, significantly outperforming earlier feature-engineering baselines on both opinion mining and aspect sentiment tasks. FinBERT, however, requires updating the full 110 M parameters and thus incurs substantial GPU cost for domain shifts.</w:t>
+        <w:t xml:space="preserve">further pre-trains BERT on a financial news corpus (a filtered subset of Reuters TRC2) and fine-tunes it for financial sentiment analysis, outperforming both feature-engineering and neural baselines on the Financial PhraseBank and FiQA sentiment datasets. FinBERT, however, requires updating the full 110 M parameters and thus incurs substantial GPU cost for domain shifts.</w:t>
       </w:r>
     </w:p>
     <w:p>
@@ -884,7 +884,7 @@
         <w:t xml:space="preserve"> </w:t>
       </w:r>
       <w:r>
-        <w:t xml:space="preserve">benchmarks LoRA variants specifically on financial datasets, confirming that low-rank adaptation is the dominant recipe for domain-adapting financial LLMs on academic budgets. Zhang et al. </w:t>
+        <w:t xml:space="preserve">benchmarks LoRA variants specifically on financial datasets, demonstrating that low-rank adaptation yields substantial gains over base models at modest fine-tuning cost — well suited to domain-adapting financial LLMs on academic budgets. Zhang et al. </w:t>
       </w:r>
       <w:r>
         <w:t xml:space="preserve"> </w:t>
@@ -913,13 +913,24 @@
         <w:t xml:space="preserve"> </w:t>
       </w:r>
       <w:r>
-        <w:t xml:space="preserve">provides data-centric pipelines and a zoo of LoRA adapters for Llama-, Falcon- and Bloom-based models. These checkpoints form strong baselines in the annual FinNLP shared tasks</w:t>
-      </w:r>
-      <w:r>
-        <w:t xml:space="preserve"> </w:t>
-      </w:r>
-      <w:r>
-        <w:t xml:space="preserve">, which benchmark sentiment, headline classification and market-impact prediction. Yet, published FinGPT adapters still lag behind specialised encoders like FinBERT on the Financial PhraseBank test split. More recent work (2024–2026) has broadened both evaluation and methodology: holistic financial benchmarks such as FinBen</w:t>
+        <w:t xml:space="preserve">provides data-centric pipelines and a zoo of LoRA adapters for Llama-, Falcon- and Bloom-based models. Community benchmarking of financial NLP systems is organised through the annual FinNLP workshop series</w:t>
+      </w:r>
+      <w:r>
+        <w:t xml:space="preserve"> </w:t>
+      </w:r>
+      <w:r>
+        <w:t xml:space="preserve">, whose shared tasks span multilingual financial-text analysis. Under correctly matched inference procedures, the FinGPT adapters are competitive with — and can exceed — specialised encoders like FinBERT on Financial PhraseBank, a picture our corrected evaluation confirms (Table </w:t>
+      </w:r>
+      <w:hyperlink w:anchor="tab:corrected-results">
+        <w:r>
+          <w:rPr>
+            <w:rStyle w:val="Hyperlink"/>
+          </w:rPr>
+          <w:t xml:space="preserve">8</w:t>
+        </w:r>
+      </w:hyperlink>
+      <w:r>
+        <w:t xml:space="preserve">). More recent work (2024–2026) has broadened both evaluation and methodology: holistic financial benchmarks such as FinBen</w:t>
       </w:r>
       <w:r>
         <w:t xml:space="preserve"> </w:t>
@@ -954,7 +965,7 @@
         <w:t xml:space="preserve"> </w:t>
       </w:r>
       <w:r>
-        <w:t xml:space="preserve">employs sliding-window attention and grouped query projection to halve inference cost while retaining GPT-3-level accuracy. Combining Mistral’s lean decoder with LoRA thus promises a sweet-spot of speed and accuracy that prior financial studies have not fully explored.</w:t>
+        <w:t xml:space="preserve">employs sliding-window attention and grouped-query attention (GQA) to reduce inference cost and memory while outperforming Llama 2 13B across all benchmarks evaluated in its report. Combining Mistral’s lean decoder with LoRA thus promises a sweet-spot of speed and accuracy that prior financial studies have not fully explored.</w:t>
       </w:r>
     </w:p>
     <w:p>
@@ -972,7 +983,7 @@
       </w:r>
     </w:p>
     <w:bookmarkEnd w:id="21"/>
-    <w:bookmarkStart w:id="27" w:name="problem-definition-and-dataset"/>
+    <w:bookmarkStart w:id="28" w:name="problem-definition-and-dataset"/>
     <w:p>
       <w:pPr>
         <w:pStyle w:val="Heading1"/>
@@ -1072,7 +1083,7 @@
       </w:r>
     </w:p>
     <w:bookmarkEnd w:id="22"/>
-    <w:bookmarkStart w:id="24" w:name="training-corpus"/>
+    <w:bookmarkStart w:id="25" w:name="training-corpus"/>
     <w:p>
       <w:pPr>
         <w:pStyle w:val="Heading2"/>
@@ -1086,13 +1097,42 @@
         <w:pStyle w:val="FirstParagraph"/>
       </w:pPr>
       <w:r>
-        <w:t xml:space="preserve">We fine-tuned on the open-source FinGPT/fingpt-sentiment-train dataset</w:t>
-      </w:r>
-      <w:r>
-        <w:t xml:space="preserve"> </w:t>
-      </w:r>
-      <w:r>
-        <w:t xml:space="preserve">. After deduplication the corpus contains 76,772 sentences gathered from press releases, wire headlines, analyst commentary, and Reddit finance threads.</w:t>
+        <w:t xml:space="preserve">We fine-tuned on the open-source</w:t>
+      </w:r>
+      <w:r>
+        <w:t xml:space="preserve"> </w:t>
+      </w:r>
+      <w:r>
+        <w:rPr>
+          <w:rStyle w:val="VerbatimChar"/>
+        </w:rPr>
+        <w:t xml:space="preserve">FinGPT/fingpt-sentiment-train</w:t>
+      </w:r>
+      <w:r>
+        <w:t xml:space="preserve"> </w:t>
+      </w:r>
+      <w:r>
+        <w:t xml:space="preserve">dataset released by the FinGPT project</w:t>
+      </w:r>
+      <w:r>
+        <w:t xml:space="preserve"> </w:t>
+      </w:r>
+      <w:r>
+        <w:t xml:space="preserve"> </w:t>
+      </w:r>
+      <w:r>
+        <w:t xml:space="preserve">(</w:t>
+      </w:r>
+      <w:hyperlink r:id="rId23">
+        <w:r>
+          <w:rPr>
+            <w:rStyle w:val="Hyperlink"/>
+          </w:rPr>
+          <w:t xml:space="preserve">https://huggingface.co/datasets/FinGPT/fingpt-sentiment-train</w:t>
+        </w:r>
+      </w:hyperlink>
+      <w:r>
+        <w:t xml:space="preserve">); the dataset itself is not described in the cited paper, so we identify it here directly. After deduplication the corpus contains 76,772 sentences gathered from press releases, wire headlines, analyst commentary, and Reddit finance threads.</w:t>
       </w:r>
     </w:p>
     <w:p>
@@ -1118,7 +1158,7 @@
         <w:t xml:space="preserve">we obtain:</w:t>
       </w:r>
     </w:p>
-    <w:bookmarkStart w:id="23" w:name="tab:train-test-split"/>
+    <w:bookmarkStart w:id="24" w:name="tab:train-test-split"/>
     <w:p>
       <w:pPr>
         <w:pStyle w:val="TableCaption"/>
@@ -1345,9 +1385,9 @@
         </w:tc>
       </w:tr>
     </w:tbl>
-    <w:bookmarkEnd w:id="23"/>
     <w:bookmarkEnd w:id="24"/>
-    <w:bookmarkStart w:id="26" w:name="preprocessing"/>
+    <w:bookmarkEnd w:id="25"/>
+    <w:bookmarkStart w:id="27" w:name="preprocessing"/>
     <w:p>
       <w:pPr>
         <w:pStyle w:val="Heading2"/>
@@ -1599,7 +1639,7 @@
         <w:t xml:space="preserve">.</w:t>
       </w:r>
     </w:p>
-    <w:bookmarkStart w:id="25" w:name="tab:label-dist"/>
+    <w:bookmarkStart w:id="26" w:name="tab:label-dist"/>
     <w:p>
       <w:pPr>
         <w:pStyle w:val="TableCaption"/>
@@ -1839,7 +1879,7 @@
         </w:tc>
       </w:tr>
     </w:tbl>
-    <w:bookmarkEnd w:id="25"/>
+    <w:bookmarkEnd w:id="26"/>
     <w:p>
       <w:pPr>
         <w:pStyle w:val="BodyText"/>
@@ -1948,9 +1988,9 @@
         <w:t xml:space="preserve">.</w:t>
       </w:r>
     </w:p>
-    <w:bookmarkEnd w:id="26"/>
     <w:bookmarkEnd w:id="27"/>
-    <w:bookmarkStart w:id="44" w:name="methodology"/>
+    <w:bookmarkEnd w:id="28"/>
+    <w:bookmarkStart w:id="45" w:name="methodology"/>
     <w:p>
       <w:pPr>
         <w:pStyle w:val="Heading1"/>
@@ -1983,7 +2023,7 @@
         <w:t xml:space="preserve">language model to three-way financial sentiment classification with minimal compute and memory overhead.</w:t>
       </w:r>
     </w:p>
-    <w:bookmarkStart w:id="28" w:name="base-model"/>
+    <w:bookmarkStart w:id="29" w:name="base-model"/>
     <w:p>
       <w:pPr>
         <w:pStyle w:val="Heading2"/>
@@ -2007,7 +2047,7 @@
         <w:t xml:space="preserve"> </w:t>
       </w:r>
       <w:r>
-        <w:t xml:space="preserve">is a decoder-only Transformer that combines grouped-query attention and sliding-window positional encodings to halve inference cost compared with comparably sized GPT-style models</w:t>
+        <w:t xml:space="preserve">is a decoder-only Transformer that combines grouped-query attention and sliding-window attention to reduce inference cost and memory at long sequence lengths</w:t>
       </w:r>
       <w:r>
         <w:t xml:space="preserve"> </w:t>
@@ -2103,8 +2143,8 @@
         <w:t xml:space="preserve">loading mode; neither is used in the released training script, which we have corrected here.)</w:t>
       </w:r>
     </w:p>
-    <w:bookmarkEnd w:id="28"/>
-    <w:bookmarkStart w:id="31" w:name="lora-adaptation"/>
+    <w:bookmarkEnd w:id="29"/>
+    <w:bookmarkStart w:id="32" w:name="lora-adaptation"/>
     <w:p>
       <w:pPr>
         <w:pStyle w:val="Heading2"/>
@@ -2252,10 +2292,10 @@
         <w:rPr>
           <w:rStyle w:val="FootnoteReference"/>
         </w:rPr>
-        <w:footnoteReference w:id="29"/>
-      </w:r>
-    </w:p>
-    <w:bookmarkStart w:id="30" w:name="tab:lora-hyper"/>
+        <w:footnoteReference w:id="30"/>
+      </w:r>
+    </w:p>
+    <w:bookmarkStart w:id="31" w:name="tab:lora-hyper"/>
     <w:p>
       <w:pPr>
         <w:pStyle w:val="TableCaption"/>
@@ -2615,7 +2655,7 @@
         </w:tc>
       </w:tr>
     </w:tbl>
-    <w:bookmarkEnd w:id="30"/>
+    <w:bookmarkEnd w:id="31"/>
     <w:p>
       <w:pPr>
         <w:pStyle w:val="BodyText"/>
@@ -3253,8 +3293,8 @@
         <w:t xml:space="preserve">18 MB, inconsistent with the file it shipped alongside.)</w:t>
       </w:r>
     </w:p>
-    <w:bookmarkEnd w:id="31"/>
-    <w:bookmarkStart w:id="34" w:name="training-procedure"/>
+    <w:bookmarkEnd w:id="32"/>
+    <w:bookmarkStart w:id="35" w:name="training-procedure"/>
     <w:p>
       <w:pPr>
         <w:pStyle w:val="Heading2"/>
@@ -3271,7 +3311,7 @@
         <w:t xml:space="preserve">We used the Hugging Face Trainer API with the following settings.</w:t>
       </w:r>
     </w:p>
-    <w:bookmarkStart w:id="32" w:name="tab:train-args"/>
+    <w:bookmarkStart w:id="33" w:name="tab:train-args"/>
     <w:p>
       <w:pPr>
         <w:pStyle w:val="TableCaption"/>
@@ -3719,7 +3759,7 @@
         </w:tc>
       </w:tr>
     </w:tbl>
-    <w:bookmarkEnd w:id="32"/>
+    <w:bookmarkEnd w:id="33"/>
     <w:p>
       <w:pPr>
         <w:pStyle w:val="BodyText"/>
@@ -3800,7 +3840,7 @@
         <w:t xml:space="preserve">; that checkpoint is consequently chosen for all downstream experiments.</w:t>
       </w:r>
     </w:p>
-    <w:bookmarkStart w:id="33" w:name="tab:loss-trajectory"/>
+    <w:bookmarkStart w:id="34" w:name="tab:loss-trajectory"/>
     <w:p>
       <w:pPr>
         <w:pStyle w:val="TableCaption"/>
@@ -4096,9 +4136,9 @@
         </w:tc>
       </w:tr>
     </w:tbl>
-    <w:bookmarkEnd w:id="33"/>
     <w:bookmarkEnd w:id="34"/>
-    <w:bookmarkStart w:id="43" w:name="inference-deployment"/>
+    <w:bookmarkEnd w:id="35"/>
+    <w:bookmarkStart w:id="44" w:name="inference-deployment"/>
     <w:p>
       <w:pPr>
         <w:pStyle w:val="Heading2"/>
@@ -4209,7 +4249,7 @@
         <w:t xml:space="preserve">on Hugging Face for reproducible research.</w:t>
       </w:r>
     </w:p>
-    <w:bookmarkStart w:id="38" w:name="fig:gui1"/>
+    <w:bookmarkStart w:id="39" w:name="fig:gui1"/>
     <w:p>
       <w:pPr>
         <w:pStyle w:val="CaptionedFigure"/>
@@ -4219,18 +4259,18 @@
           <wp:inline>
             <wp:extent cx="4000500" cy="2500312"/>
             <wp:effectExtent b="0" l="0" r="0" t="0"/>
-            <wp:docPr descr="" title="" id="36" name="Picture"/>
+            <wp:docPr descr="" title="" id="37" name="Picture"/>
             <a:graphic>
               <a:graphicData uri="http://schemas.openxmlformats.org/drawingml/2006/picture">
                 <pic:pic>
                   <pic:nvPicPr>
-                    <pic:cNvPr descr="figures/image1.jpeg" id="37" name="Picture"/>
+                    <pic:cNvPr descr="figures/image1.jpeg" id="38" name="Picture"/>
                     <pic:cNvPicPr>
                       <a:picLocks noChangeArrowheads="1" noChangeAspect="1"/>
                     </pic:cNvPicPr>
                   </pic:nvPicPr>
                   <pic:blipFill>
-                    <a:blip r:embed="rId35"/>
+                    <a:blip r:embed="rId36"/>
                     <a:stretch>
                       <a:fillRect/>
                     </a:stretch>
@@ -4265,8 +4305,8 @@
         <w:t xml:space="preserve">Finistral-7B-LoRA Gradio interface: single-sentence query view.</w:t>
       </w:r>
     </w:p>
-    <w:bookmarkEnd w:id="38"/>
-    <w:bookmarkStart w:id="42" w:name="fig:gui2"/>
+    <w:bookmarkEnd w:id="39"/>
+    <w:bookmarkStart w:id="43" w:name="fig:gui2"/>
     <w:p>
       <w:pPr>
         <w:pStyle w:val="CaptionedFigure"/>
@@ -4276,18 +4316,18 @@
           <wp:inline>
             <wp:extent cx="4000500" cy="2500312"/>
             <wp:effectExtent b="0" l="0" r="0" t="0"/>
-            <wp:docPr descr="" title="" id="40" name="Picture"/>
+            <wp:docPr descr="" title="" id="41" name="Picture"/>
             <a:graphic>
               <a:graphicData uri="http://schemas.openxmlformats.org/drawingml/2006/picture">
                 <pic:pic>
                   <pic:nvPicPr>
-                    <pic:cNvPr descr="figures/image2.jpeg" id="41" name="Picture"/>
+                    <pic:cNvPr descr="figures/image2.jpeg" id="42" name="Picture"/>
                     <pic:cNvPicPr>
                       <a:picLocks noChangeArrowheads="1" noChangeAspect="1"/>
                     </pic:cNvPicPr>
                   </pic:nvPicPr>
                   <pic:blipFill>
-                    <a:blip r:embed="rId39"/>
+                    <a:blip r:embed="rId40"/>
                     <a:stretch>
                       <a:fillRect/>
                     </a:stretch>
@@ -4322,10 +4362,10 @@
         <w:t xml:space="preserve">Finistral-7B-LoRA Gradio interface: prediction output view.</w:t>
       </w:r>
     </w:p>
-    <w:bookmarkEnd w:id="42"/>
     <w:bookmarkEnd w:id="43"/>
     <w:bookmarkEnd w:id="44"/>
-    <w:bookmarkStart w:id="54" w:name="experiment"/>
+    <w:bookmarkEnd w:id="45"/>
+    <w:bookmarkStart w:id="55" w:name="experiment"/>
     <w:p>
       <w:pPr>
         <w:pStyle w:val="Heading1"/>
@@ -4342,7 +4382,7 @@
         <w:t xml:space="preserve">This section describes the evaluation protocol, baselines, metrics, and implementation details we use to assess Finistral-7B-LoRA on sentence-level financial sentiment classification.</w:t>
       </w:r>
     </w:p>
-    <w:bookmarkStart w:id="46" w:name="baselines"/>
+    <w:bookmarkStart w:id="47" w:name="baselines"/>
     <w:p>
       <w:pPr>
         <w:pStyle w:val="Heading2"/>
@@ -4422,7 +4462,7 @@
         <w:t xml:space="preserve">).</w:t>
       </w:r>
     </w:p>
-    <w:bookmarkStart w:id="45" w:name="tab:baselines"/>
+    <w:bookmarkStart w:id="46" w:name="tab:baselines"/>
     <w:p>
       <w:pPr>
         <w:pStyle w:val="TableCaption"/>
@@ -4966,7 +5006,7 @@
         </w:tc>
       </w:tr>
     </w:tbl>
-    <w:bookmarkEnd w:id="45"/>
+    <w:bookmarkEnd w:id="46"/>
     <w:p>
       <w:pPr>
         <w:pStyle w:val="BodyText"/>
@@ -5002,8 +5042,8 @@
         <w:t xml:space="preserve">figures were incorrect). FinBERT is an encoder classifier evaluated through its classification head rather than by generation; note that FinBERT’s own fine-tuning data includes Financial PhraseBank, so its FPB scores carry an analogous train/test caveat and the external datasets provide its fair comparison.</w:t>
       </w:r>
     </w:p>
-    <w:bookmarkEnd w:id="46"/>
-    <w:bookmarkStart w:id="47" w:name="metrics"/>
+    <w:bookmarkEnd w:id="47"/>
+    <w:bookmarkStart w:id="48" w:name="metrics"/>
     <w:p>
       <w:pPr>
         <w:pStyle w:val="Heading2"/>
@@ -5124,8 +5164,8 @@
         <w:t xml:space="preserve">000 resamples) on the accuracy difference.</w:t>
       </w:r>
     </w:p>
-    <w:bookmarkEnd w:id="47"/>
-    <w:bookmarkStart w:id="50" w:name="main-result"/>
+    <w:bookmarkEnd w:id="48"/>
+    <w:bookmarkStart w:id="51" w:name="main-result"/>
     <w:p>
       <w:pPr>
         <w:pStyle w:val="Heading2"/>
@@ -5229,7 +5269,7 @@
         <w:t xml:space="preserve">claim conflated a contamination-inflated model with harness-deflated baselines and is withdrawn.</w:t>
       </w:r>
     </w:p>
-    <w:bookmarkStart w:id="48" w:name="tab:test-results"/>
+    <w:bookmarkStart w:id="49" w:name="tab:test-results"/>
     <w:p>
       <w:pPr>
         <w:pStyle w:val="TableCaption"/>
@@ -5659,9 +5699,9 @@
         </w:tc>
       </w:tr>
     </w:tbl>
-    <w:bookmarkEnd w:id="48"/>
+    <w:bookmarkEnd w:id="49"/>
     <w:p/>
-    <w:bookmarkStart w:id="49" w:name="tab:corrected-results"/>
+    <w:bookmarkStart w:id="50" w:name="tab:corrected-results"/>
     <w:p>
       <w:pPr>
         <w:pStyle w:val="TableCaption"/>
@@ -6630,7 +6670,7 @@
         </w:tc>
       </w:tr>
     </w:tbl>
-    <w:bookmarkEnd w:id="49"/>
+    <w:bookmarkEnd w:id="50"/>
     <w:p>
       <w:pPr>
         <w:pStyle w:val="BodyText"/>
@@ -6650,8 +6690,8 @@
         <w:t xml:space="preserve">.</w:t>
       </w:r>
     </w:p>
-    <w:bookmarkEnd w:id="50"/>
-    <w:bookmarkStart w:id="51" w:name="hardware-software"/>
+    <w:bookmarkEnd w:id="51"/>
+    <w:bookmarkStart w:id="52" w:name="hardware-software"/>
     <w:p>
       <w:pPr>
         <w:pStyle w:val="Heading2"/>
@@ -6772,8 +6812,8 @@
         <w:t xml:space="preserve">, left-padded batches, and per-model native prompt templates; the label parser matches whole words on the decoded continuation only and reports unparseable outputs separately instead of defaulting them to neutral.</w:t>
       </w:r>
     </w:p>
-    <w:bookmarkEnd w:id="51"/>
-    <w:bookmarkStart w:id="53" w:name="sec:contamination"/>
+    <w:bookmarkEnd w:id="52"/>
+    <w:bookmarkStart w:id="54" w:name="sec:contamination"/>
     <w:p>
       <w:pPr>
         <w:pStyle w:val="Heading2"/>
@@ -7003,7 +7043,7 @@
         <w:t xml:space="preserve">614 of these leaked sentences fall in the 95 % fine-tuning partition. The model was therefore scored on the exact (sentence, label) pairs it was trained on, which fully accounts for the 99.56 % headline accuracy.</w:t>
       </w:r>
     </w:p>
-    <w:bookmarkStart w:id="52" w:name="tab:contamination"/>
+    <w:bookmarkStart w:id="53" w:name="tab:contamination"/>
     <w:p>
       <w:pPr>
         <w:pStyle w:val="TableCaption"/>
@@ -7251,7 +7291,7 @@
         </w:tc>
       </w:tr>
     </w:tbl>
-    <w:bookmarkEnd w:id="52"/>
+    <w:bookmarkEnd w:id="53"/>
     <w:p>
       <w:pPr>
         <w:pStyle w:val="BodyText"/>
@@ -7753,9 +7793,9 @@
         <w:t xml:space="preserve">) fixes each of these and reports per-baseline confusion matrices.</w:t>
       </w:r>
     </w:p>
-    <w:bookmarkEnd w:id="53"/>
     <w:bookmarkEnd w:id="54"/>
-    <w:bookmarkStart w:id="78" w:name="result-analysis-discussion"/>
+    <w:bookmarkEnd w:id="55"/>
+    <w:bookmarkStart w:id="79" w:name="result-analysis-discussion"/>
     <w:p>
       <w:pPr>
         <w:pStyle w:val="Heading1"/>
@@ -7764,7 +7804,7 @@
         <w:t xml:space="preserve">Result Analysis &amp; Discussion</w:t>
       </w:r>
     </w:p>
-    <w:bookmarkStart w:id="69" w:name="quantitative-gains"/>
+    <w:bookmarkStart w:id="70" w:name="quantitative-gains"/>
     <w:p>
       <w:pPr>
         <w:pStyle w:val="Heading2"/>
@@ -8268,7 +8308,7 @@
         <w:t xml:space="preserve">). In sum: the corrected evaluation shows Finistral statistically indistinguishable from the best FinGPT-class adapter on each dataset, significantly better than several others, and clearly ahead of FinBERT off-distribution — not the categorical superiority the original submission asserted.</w:t>
       </w:r>
     </w:p>
-    <w:bookmarkStart w:id="57" w:name="fig:bar-comparison"/>
+    <w:bookmarkStart w:id="58" w:name="fig:bar-comparison"/>
     <w:p>
       <w:pPr>
         <w:pStyle w:val="CaptionedFigure"/>
@@ -8276,14 +8316,14 @@
       <w:r>
         <w:drawing>
           <wp:inline>
-            <wp:extent cx="4533900" cy="1295400"/>
+            <wp:extent cx="5334000" cy="1514592"/>
             <wp:effectExtent b="0" l="0" r="0" t="0"/>
-            <wp:docPr descr="" title="" id="55" name="Picture"/>
+            <wp:docPr descr="" title="" id="56" name="Picture"/>
             <a:graphic>
               <a:graphicData uri="http://schemas.openxmlformats.org/drawingml/2006/picture">
                 <pic:pic>
                   <pic:nvPicPr>
-                    <pic:cNvPr descr="figures/image3_corrected.png" id="56" name="Picture"/>
+                    <pic:cNvPr descr="figures/image3_corrected.png" id="57" name="Picture"/>
                     <pic:cNvPicPr>
                       <a:picLocks noChangeArrowheads="1" noChangeAspect="1"/>
                     </pic:cNvPicPr>
@@ -8297,7 +8337,7 @@
                   <pic:spPr bwMode="auto">
                     <a:xfrm>
                       <a:off x="0" y="0"/>
-                      <a:ext cx="4533900" cy="1295400"/>
+                      <a:ext cx="5334000" cy="1514592"/>
                     </a:xfrm>
                     <a:prstGeom prst="rect">
                       <a:avLst/>
@@ -8367,8 +8407,8 @@
         <w:t xml:space="preserve">) sets.</w:t>
       </w:r>
     </w:p>
-    <w:bookmarkEnd w:id="57"/>
-    <w:bookmarkStart w:id="61" w:name="fig:fingpt-comparison"/>
+    <w:bookmarkEnd w:id="58"/>
+    <w:bookmarkStart w:id="62" w:name="fig:fingpt-comparison"/>
     <w:p>
       <w:pPr>
         <w:pStyle w:val="CaptionedFigure"/>
@@ -8376,20 +8416,20 @@
       <w:r>
         <w:drawing>
           <wp:inline>
-            <wp:extent cx="4533900" cy="1295400"/>
+            <wp:extent cx="5334000" cy="1514592"/>
             <wp:effectExtent b="0" l="0" r="0" t="0"/>
-            <wp:docPr descr="" title="" id="59" name="Picture"/>
+            <wp:docPr descr="" title="" id="60" name="Picture"/>
             <a:graphic>
               <a:graphicData uri="http://schemas.openxmlformats.org/drawingml/2006/picture">
                 <pic:pic>
                   <pic:nvPicPr>
-                    <pic:cNvPr descr="figures/image4_corrected.png" id="60" name="Picture"/>
+                    <pic:cNvPr descr="figures/image4_corrected.png" id="61" name="Picture"/>
                     <pic:cNvPicPr>
                       <a:picLocks noChangeArrowheads="1" noChangeAspect="1"/>
                     </pic:cNvPicPr>
                   </pic:nvPicPr>
                   <pic:blipFill>
-                    <a:blip r:embed="rId58"/>
+                    <a:blip r:embed="rId59"/>
                     <a:stretch>
                       <a:fillRect/>
                     </a:stretch>
@@ -8397,7 +8437,7 @@
                   <pic:spPr bwMode="auto">
                     <a:xfrm>
                       <a:off x="0" y="0"/>
-                      <a:ext cx="4533900" cy="1295400"/>
+                      <a:ext cx="5334000" cy="1514592"/>
                     </a:xfrm>
                     <a:prstGeom prst="rect">
                       <a:avLst/>
@@ -8435,8 +8475,8 @@
         <w:t xml:space="preserve">).</w:t>
       </w:r>
     </w:p>
-    <w:bookmarkEnd w:id="61"/>
-    <w:bookmarkStart w:id="65" w:name="fig:confusion"/>
+    <w:bookmarkEnd w:id="62"/>
+    <w:bookmarkStart w:id="66" w:name="fig:confusion"/>
     <w:p>
       <w:pPr>
         <w:pStyle w:val="CaptionedFigure"/>
@@ -8444,20 +8484,20 @@
       <w:r>
         <w:drawing>
           <wp:inline>
-            <wp:extent cx="3200400" cy="2626499"/>
+            <wp:extent cx="3840480" cy="3151799"/>
             <wp:effectExtent b="0" l="0" r="0" t="0"/>
-            <wp:docPr descr="" title="" id="63" name="Picture"/>
+            <wp:docPr descr="" title="" id="64" name="Picture"/>
             <a:graphic>
               <a:graphicData uri="http://schemas.openxmlformats.org/drawingml/2006/picture">
                 <pic:pic>
                   <pic:nvPicPr>
-                    <pic:cNvPr descr="figures/image5.png" id="64" name="Picture"/>
+                    <pic:cNvPr descr="figures/image5.png" id="65" name="Picture"/>
                     <pic:cNvPicPr>
                       <a:picLocks noChangeArrowheads="1" noChangeAspect="1"/>
                     </pic:cNvPicPr>
                   </pic:nvPicPr>
                   <pic:blipFill>
-                    <a:blip r:embed="rId62"/>
+                    <a:blip r:embed="rId63"/>
                     <a:stretch>
                       <a:fillRect/>
                     </a:stretch>
@@ -8465,7 +8505,7 @@
                   <pic:spPr bwMode="auto">
                     <a:xfrm>
                       <a:off x="0" y="0"/>
-                      <a:ext cx="3200400" cy="2626499"/>
+                      <a:ext cx="3840480" cy="3151799"/>
                     </a:xfrm>
                     <a:prstGeom prst="rect">
                       <a:avLst/>
@@ -8530,8 +8570,8 @@
         <w:t xml:space="preserve">.</w:t>
       </w:r>
     </w:p>
-    <w:bookmarkEnd w:id="65"/>
-    <w:bookmarkStart w:id="68" w:name="fig:confusion-grid"/>
+    <w:bookmarkEnd w:id="66"/>
+    <w:bookmarkStart w:id="69" w:name="fig:confusion-grid"/>
     <w:p>
       <w:pPr>
         <w:pStyle w:val="CaptionedFigure"/>
@@ -8539,14 +8579,14 @@
       <w:r>
         <w:drawing>
           <wp:inline>
-            <wp:extent cx="5334000" cy="4935743"/>
+            <wp:extent cx="5334000" cy="4909074"/>
             <wp:effectExtent b="0" l="0" r="0" t="0"/>
-            <wp:docPr descr="" title="" id="66" name="Picture"/>
+            <wp:docPr descr="" title="" id="67" name="Picture"/>
             <a:graphic>
               <a:graphicData uri="http://schemas.openxmlformats.org/drawingml/2006/picture">
                 <pic:pic>
                   <pic:nvPicPr>
-                    <pic:cNvPr descr="figures_corrected/confusion_matrix_grid_normalized.png" id="67" name="Picture"/>
+                    <pic:cNvPr descr="figures_corrected/confusion_matrix_grid_normalized.png" id="68" name="Picture"/>
                     <pic:cNvPicPr>
                       <a:picLocks noChangeArrowheads="1" noChangeAspect="1"/>
                     </pic:cNvPicPr>
@@ -8560,7 +8600,7 @@
                   <pic:spPr bwMode="auto">
                     <a:xfrm>
                       <a:off x="0" y="0"/>
-                      <a:ext cx="5334000" cy="4935743"/>
+                      <a:ext cx="5334000" cy="4909074"/>
                     </a:xfrm>
                     <a:prstGeom prst="rect">
                       <a:avLst/>
@@ -8603,9 +8643,9 @@
         <w:t xml:space="preserve">column shows strict-parser failures, dominant only for the zero-shot backbone.</w:t>
       </w:r>
     </w:p>
-    <w:bookmarkEnd w:id="68"/>
     <w:bookmarkEnd w:id="69"/>
-    <w:bookmarkStart w:id="70" w:name="training-dynamics-insight"/>
+    <w:bookmarkEnd w:id="70"/>
+    <w:bookmarkStart w:id="71" w:name="training-dynamics-insight"/>
     <w:p>
       <w:pPr>
         <w:pStyle w:val="Heading2"/>
@@ -8622,8 +8662,8 @@
         <w:t xml:space="preserve">Validation loss reached its minimum (0.1009) at epoch 2 and then rose, a classic sign of incipient overfitting. Selecting the epoch-2 checkpoint therefore maximises generalisation.</w:t>
       </w:r>
     </w:p>
-    <w:bookmarkEnd w:id="70"/>
-    <w:bookmarkStart w:id="72" w:name="efficiency-vs.-quality-tradeoffs"/>
+    <w:bookmarkEnd w:id="71"/>
+    <w:bookmarkStart w:id="73" w:name="efficiency-vs.-quality-tradeoffs"/>
     <w:p>
       <w:pPr>
         <w:pStyle w:val="Heading2"/>
@@ -8632,7 +8672,7 @@
         <w:t xml:space="preserve">Efficiency vs. Quality Tradeoffs</w:t>
       </w:r>
     </w:p>
-    <w:bookmarkStart w:id="71" w:name="tab:efficiency"/>
+    <w:bookmarkStart w:id="72" w:name="tab:efficiency"/>
     <w:p>
       <w:pPr>
         <w:pStyle w:val="TableCaption"/>
@@ -8935,7 +8975,7 @@
         </w:tc>
       </w:tr>
     </w:tbl>
-    <w:bookmarkEnd w:id="71"/>
+    <w:bookmarkEnd w:id="72"/>
     <w:p>
       <w:pPr>
         <w:pStyle w:val="BodyText"/>
@@ -9047,8 +9087,8 @@
         <w:t xml:space="preserve">) would settle.</w:t>
       </w:r>
     </w:p>
-    <w:bookmarkEnd w:id="72"/>
-    <w:bookmarkStart w:id="73" w:name="prompt-template-ablation"/>
+    <w:bookmarkEnd w:id="73"/>
+    <w:bookmarkStart w:id="74" w:name="prompt-template-ablation"/>
     <w:p>
       <w:pPr>
         <w:pStyle w:val="Heading2"/>
@@ -9391,8 +9431,8 @@
         <w:t xml:space="preserve">choice.</w:t>
       </w:r>
     </w:p>
-    <w:bookmarkEnd w:id="73"/>
-    <w:bookmarkStart w:id="74" w:name="error-analysis"/>
+    <w:bookmarkEnd w:id="74"/>
+    <w:bookmarkStart w:id="75" w:name="error-analysis"/>
     <w:p>
       <w:pPr>
         <w:pStyle w:val="Heading2"/>
@@ -9496,8 +9536,8 @@
         <w:t xml:space="preserve">(gold neutral, predicted positive) — modal constructions are read as realised outcomes. TFNS contributes most errors both because it is the largest set and because its informal, elliptical tweet register (tickers, retweet fragments, truncated URLs) is furthest from the fine-tuning corpus’s newswire style — consistent with the per-class pattern that Finistral over-predicts the polar classes on TFNS (negative recall 0.93 but precision 0.68; positive recall 0.96 but precision 0.59), trading neutral precision for polar recall.</w:t>
       </w:r>
     </w:p>
-    <w:bookmarkEnd w:id="74"/>
-    <w:bookmarkStart w:id="75" w:name="deployment-footprint"/>
+    <w:bookmarkEnd w:id="75"/>
+    <w:bookmarkStart w:id="76" w:name="deployment-footprint"/>
     <w:p>
       <w:pPr>
         <w:pStyle w:val="Heading2"/>
@@ -9584,8 +9624,8 @@
         <w:t xml:space="preserve">).</w:t>
       </w:r>
     </w:p>
-    <w:bookmarkEnd w:id="75"/>
-    <w:bookmarkStart w:id="76" w:name="limitations-ethical-considerations"/>
+    <w:bookmarkEnd w:id="76"/>
+    <w:bookmarkStart w:id="77" w:name="limitations-ethical-considerations"/>
     <w:p>
       <w:pPr>
         <w:pStyle w:val="Heading2"/>
@@ -9744,8 +9784,8 @@
         <w:t xml:space="preserve">High accuracy on short, single-sentence headlines does not imply robustness to longer documents or adversarial phrasing; calibration and out-of-distribution testing should be explored.</w:t>
       </w:r>
     </w:p>
-    <w:bookmarkEnd w:id="76"/>
-    <w:bookmarkStart w:id="77" w:name="key-takeaways"/>
+    <w:bookmarkEnd w:id="77"/>
+    <w:bookmarkStart w:id="78" w:name="key-takeaways"/>
     <w:p>
       <w:pPr>
         <w:pStyle w:val="Heading2"/>
@@ -9820,9 +9860,9 @@
         <w:t xml:space="preserve">Training beyond the validation-loss trough yields no benefit and can harm generalisation.</w:t>
       </w:r>
     </w:p>
-    <w:bookmarkEnd w:id="77"/>
     <w:bookmarkEnd w:id="78"/>
-    <w:bookmarkStart w:id="79" w:name="conclusion"/>
+    <w:bookmarkEnd w:id="79"/>
+    <w:bookmarkStart w:id="80" w:name="conclusion"/>
     <w:p>
       <w:pPr>
         <w:pStyle w:val="Heading1"/>
@@ -9875,8 +9915,8 @@
         <w:t xml:space="preserve">). We therefore offer two contributions of lasting value: an efficient, fully reproducible PEFT recipe for financial sentiment, and concrete evidence — with released tooling — that contamination auditing and harness hygiene are prerequisites for credible evaluation of LLMs trained on aggregated financial corpora.</w:t>
       </w:r>
     </w:p>
-    <w:bookmarkEnd w:id="79"/>
-    <w:bookmarkStart w:id="80" w:name="future-work"/>
+    <w:bookmarkEnd w:id="80"/>
+    <w:bookmarkStart w:id="81" w:name="future-work"/>
     <w:p>
       <w:pPr>
         <w:pStyle w:val="Heading1"/>
@@ -9936,16 +9976,16 @@
         <w:t xml:space="preserve"> </w:t>
       </w:r>
       <w:r>
-        <w:t xml:space="preserve">Combine LoRA with GGML/QLoRA</w:t>
-      </w:r>
-      <w:r>
-        <w:t xml:space="preserve"> </w:t>
-      </w:r>
-      <w:r>
-        <w:t xml:space="preserve"> </w:t>
-      </w:r>
-      <w:r>
-        <w:t xml:space="preserve">quantisation for sub-100 MB end-to-end models deployable on laptops and edge devices.</w:t>
+        <w:t xml:space="preserve">Combine QLoRA-style 4-bit NF4 fine-tuning</w:t>
+      </w:r>
+      <w:r>
+        <w:t xml:space="preserve"> </w:t>
+      </w:r>
+      <w:r>
+        <w:t xml:space="preserve"> </w:t>
+      </w:r>
+      <w:r>
+        <w:t xml:space="preserve">with post-training GGUF/GGML quantisation of the merged model for compact deployments on laptops and edge devices.</w:t>
       </w:r>
     </w:p>
     <w:p>
@@ -9993,8 +10033,8 @@
         <w:t xml:space="preserve">Distil the reasoning-augmented adapter into sub-3B parameter small language models (SLMs) optimised for on-device inference on consumer hardware such as iPhone 15, Android smartphones, and low-end laptops. Combining GRPO-trained reasoning with aggressive quantisation (4-bit/2-bit) and architecture pruning could yield models that run entirely on-device with sub-200 ms latency, eliminating cloud dependency and preserving user privacy for personal finance applications.</w:t>
       </w:r>
     </w:p>
-    <w:bookmarkEnd w:id="80"/>
-    <w:bookmarkStart w:id="81" w:name="acknowledgments"/>
+    <w:bookmarkEnd w:id="81"/>
+    <w:bookmarkStart w:id="82" w:name="acknowledgments"/>
     <w:p>
       <w:pPr>
         <w:pStyle w:val="Heading1"/>
@@ -10011,8 +10051,8 @@
         <w:t xml:space="preserve">The authors acknowledge Indiana University’s Big Red 200 supercomputing facility for providing the GPU resources used in this study.</w:t>
       </w:r>
     </w:p>
-    <w:bookmarkEnd w:id="81"/>
-    <w:bookmarkStart w:id="82" w:name="credit-author-contribution-statement"/>
+    <w:bookmarkEnd w:id="82"/>
+    <w:bookmarkStart w:id="83" w:name="credit-author-contribution-statement"/>
     <w:p>
       <w:pPr>
         <w:pStyle w:val="Heading1"/>
@@ -10071,8 +10111,8 @@
         <w:t xml:space="preserve">Writing – Review &amp; Editing.</w:t>
       </w:r>
     </w:p>
-    <w:bookmarkEnd w:id="82"/>
-    <w:bookmarkStart w:id="83" w:name="funding"/>
+    <w:bookmarkEnd w:id="83"/>
+    <w:bookmarkStart w:id="84" w:name="funding"/>
     <w:p>
       <w:pPr>
         <w:pStyle w:val="Heading1"/>
@@ -10089,8 +10129,8 @@
         <w:t xml:space="preserve">This research received no external funding. Computational resources were provided by Indiana University’s Big Red 200 supercomputing facility.</w:t>
       </w:r>
     </w:p>
-    <w:bookmarkEnd w:id="83"/>
-    <w:bookmarkStart w:id="84" w:name="conflict-of-interest"/>
+    <w:bookmarkEnd w:id="84"/>
+    <w:bookmarkStart w:id="85" w:name="conflict-of-interest"/>
     <w:p>
       <w:pPr>
         <w:pStyle w:val="Heading1"/>
@@ -10107,8 +10147,8 @@
         <w:t xml:space="preserve">There is no conflict of interest.</w:t>
       </w:r>
     </w:p>
-    <w:bookmarkEnd w:id="84"/>
-    <w:bookmarkStart w:id="87" w:name="data-availability-statement"/>
+    <w:bookmarkEnd w:id="85"/>
+    <w:bookmarkStart w:id="88" w:name="data-availability-statement"/>
     <w:p>
       <w:pPr>
         <w:pStyle w:val="Heading1"/>
@@ -10127,7 +10167,7 @@
       <w:r>
         <w:t xml:space="preserve"> </w:t>
       </w:r>
-      <w:hyperlink r:id="rId85">
+      <w:hyperlink r:id="rId86">
         <w:r>
           <w:rPr>
             <w:rStyle w:val="Hyperlink"/>
@@ -10150,7 +10190,7 @@
       <w:r>
         <w:t xml:space="preserve"> </w:t>
       </w:r>
-      <w:hyperlink r:id="rId86">
+      <w:hyperlink r:id="rId87">
         <w:r>
           <w:rPr>
             <w:rStyle w:val="Hyperlink"/>
@@ -10162,8 +10202,8 @@
         <w:t xml:space="preserve">. The underlying corpora (FinGPT/fingpt-sentiment-train, Financial PhraseBank, FiQA-SA, Twitter Financial News Sentiment) are public datasets available from their original distributors.</w:t>
       </w:r>
     </w:p>
-    <w:bookmarkEnd w:id="87"/>
-    <w:bookmarkStart w:id="88" w:name="supporting-information"/>
+    <w:bookmarkEnd w:id="88"/>
+    <w:bookmarkStart w:id="89" w:name="supporting-information"/>
     <w:p>
       <w:pPr>
         <w:pStyle w:val="Heading1"/>
@@ -10180,8 +10220,8 @@
         <w:t xml:space="preserve">Inference scripts and the Gradio GUI are included in the repositories listed in the Data Availability Statement.</w:t>
       </w:r>
     </w:p>
-    <w:bookmarkEnd w:id="88"/>
-    <w:bookmarkStart w:id="89" w:name="X84bd28f7d86c5fad6ee6f7afc2974281f53ad5c"/>
+    <w:bookmarkEnd w:id="89"/>
+    <w:bookmarkStart w:id="90" w:name="X84bd28f7d86c5fad6ee6f7afc2974281f53ad5c"/>
     <w:p>
       <w:pPr>
         <w:pStyle w:val="Heading1"/>
@@ -10198,8 +10238,8 @@
         <w:t xml:space="preserve">The authors used AI-assisted tools to support manuscript preparation: a large-language-model assistant aided in drafting and copy-editing prose, in auditing the released code against the manuscript, and in implementing the data-contamination and evaluation scripts released with this revision. All experimental results, the contamination measurements, and all scientific claims were verified by the authors, who take full responsibility for the content. No figures or data were fabricated or manipulated using AI.</w:t>
       </w:r>
     </w:p>
-    <w:bookmarkEnd w:id="89"/>
-    <w:bookmarkStart w:id="91" w:name="app:stats"/>
+    <w:bookmarkEnd w:id="90"/>
+    <w:bookmarkStart w:id="92" w:name="app:stats"/>
     <w:p>
       <w:pPr>
         <w:pStyle w:val="Heading1"/>
@@ -10400,7 +10440,7 @@
         <w:t xml:space="preserve">do.</w:t>
       </w:r>
     </w:p>
-    <w:bookmarkStart w:id="90" w:name="tab:full-stats"/>
+    <w:bookmarkStart w:id="91" w:name="tab:full-stats"/>
     <w:p>
       <w:pPr>
         <w:pStyle w:val="TableCaption"/>
@@ -13862,9 +13902,9 @@
         </w:tc>
       </w:tr>
     </w:tbl>
-    <w:bookmarkEnd w:id="90"/>
     <w:bookmarkEnd w:id="91"/>
-    <w:bookmarkStart w:id="110" w:name="app:corrections"/>
+    <w:bookmarkEnd w:id="92"/>
+    <w:bookmarkStart w:id="111" w:name="app:corrections"/>
     <w:p>
       <w:pPr>
         <w:pStyle w:val="Heading1"/>
@@ -13895,7 +13935,7 @@
         <w:t xml:space="preserve">consolidates every substantive correction made during revision; the full point-by-point account is in the Response to Reviewers and the repository changelog.</w:t>
       </w:r>
     </w:p>
-    <w:bookmarkStart w:id="92" w:name="tab:corrections"/>
+    <w:bookmarkStart w:id="93" w:name="tab:corrections"/>
     <w:p>
       <w:pPr>
         <w:pStyle w:val="TableCaption"/>
@@ -14538,7 +14578,7 @@
         </w:tc>
       </w:tr>
     </w:tbl>
-    <w:bookmarkEnd w:id="92"/>
+    <w:bookmarkEnd w:id="93"/>
     <w:p>
       <w:pPr>
         <w:pStyle w:val="BodyText"/>
@@ -14573,7 +14613,7 @@
       <w:r>
         <w:t xml:space="preserve"> </w:t>
       </w:r>
-      <w:hyperlink r:id="rId93">
+      <w:hyperlink r:id="rId94">
         <w:r>
           <w:rPr>
             <w:rStyle w:val="Hyperlink"/>
@@ -14592,7 +14632,7 @@
       <w:r>
         <w:t xml:space="preserve"> </w:t>
       </w:r>
-      <w:hyperlink r:id="rId94">
+      <w:hyperlink r:id="rId95">
         <w:r>
           <w:rPr>
             <w:rStyle w:val="Hyperlink"/>
@@ -14611,7 +14651,7 @@
       <w:r>
         <w:t xml:space="preserve"> </w:t>
       </w:r>
-      <w:hyperlink r:id="rId95">
+      <w:hyperlink r:id="rId96">
         <w:r>
           <w:rPr>
             <w:rStyle w:val="Hyperlink"/>
@@ -14630,7 +14670,7 @@
       <w:r>
         <w:t xml:space="preserve"> </w:t>
       </w:r>
-      <w:hyperlink r:id="rId96">
+      <w:hyperlink r:id="rId97">
         <w:r>
           <w:rPr>
             <w:rStyle w:val="Hyperlink"/>
@@ -14649,7 +14689,7 @@
       <w:r>
         <w:t xml:space="preserve"> </w:t>
       </w:r>
-      <w:hyperlink r:id="rId97">
+      <w:hyperlink r:id="rId98">
         <w:r>
           <w:rPr>
             <w:rStyle w:val="Hyperlink"/>
@@ -14663,12 +14703,12 @@
         <w:pStyle w:val="BodyText"/>
       </w:pPr>
       <w:r>
-        <w:t xml:space="preserve">Yang, H., Liu, X.Y., Wang, C.D., FinGPT: Open-Source Financial Large Language Models, arXiv preprint, 2023, arXiv:2306.06031.</w:t>
-      </w:r>
-      <w:r>
-        <w:t xml:space="preserve"> </w:t>
-      </w:r>
-      <w:hyperlink r:id="rId98">
+        <w:t xml:space="preserve">Yang, H., Liu, X.Y., Wang, C.D., FinGPT: Open-Source Financial Large Language Models, FinLLM Symposium at IJCAI, 2023, arXiv:2306.06031.</w:t>
+      </w:r>
+      <w:r>
+        <w:t xml:space="preserve"> </w:t>
+      </w:r>
+      <w:hyperlink r:id="rId99">
         <w:r>
           <w:rPr>
             <w:rStyle w:val="Hyperlink"/>
@@ -14687,7 +14727,7 @@
       <w:r>
         <w:t xml:space="preserve"> </w:t>
       </w:r>
-      <w:hyperlink r:id="rId99">
+      <w:hyperlink r:id="rId100">
         <w:r>
           <w:rPr>
             <w:rStyle w:val="Hyperlink"/>
@@ -14701,12 +14741,12 @@
         <w:pStyle w:val="BodyText"/>
       </w:pPr>
       <w:r>
-        <w:t xml:space="preserve">Chen, C., Huang, H.H., Chen, H.H., et al., Proceedings of the Sixth Workshop on Financial Technology and Natural Language Processing (FinNLP 2023), Association for Computational Linguistics, 2023.</w:t>
-      </w:r>
-      <w:r>
-        <w:t xml:space="preserve"> </w:t>
-      </w:r>
-      <w:hyperlink r:id="rId100">
+        <w:t xml:space="preserve">Chen, C.-C., Huang, H.-H., Takamura, H., et al. (eds.), Proceedings of the Sixth Workshop on Financial Technology and Natural Language Processing (FinNLP 2023), Association for Computational Linguistics, 2023.</w:t>
+      </w:r>
+      <w:r>
+        <w:t xml:space="preserve"> </w:t>
+      </w:r>
+      <w:hyperlink r:id="rId101">
         <w:r>
           <w:rPr>
             <w:rStyle w:val="Hyperlink"/>
@@ -14725,7 +14765,7 @@
       <w:r>
         <w:t xml:space="preserve"> </w:t>
       </w:r>
-      <w:hyperlink r:id="rId101">
+      <w:hyperlink r:id="rId102">
         <w:r>
           <w:rPr>
             <w:rStyle w:val="Hyperlink"/>
@@ -14739,12 +14779,12 @@
         <w:pStyle w:val="BodyText"/>
       </w:pPr>
       <w:r>
-        <w:t xml:space="preserve">Shao, Z., Wang, P., Zhu, Q., Xu, R., Song, J., Zhang, M., et al., DeepSeekMath: Pushing the Limits of Mathematical Reasoning in Open Language Models, arXiv preprint, 2024, arXiv:2402.03300.</w:t>
-      </w:r>
-      <w:r>
-        <w:t xml:space="preserve"> </w:t>
-      </w:r>
-      <w:hyperlink r:id="rId102">
+        <w:t xml:space="preserve">Shao, Z., Wang, P., Zhu, Q., Xu, R., Song, J., Bi, X., et al., DeepSeekMath: Pushing the Limits of Mathematical Reasoning in Open Language Models, arXiv preprint, 2024, arXiv:2402.03300.</w:t>
+      </w:r>
+      <w:r>
+        <w:t xml:space="preserve"> </w:t>
+      </w:r>
+      <w:hyperlink r:id="rId103">
         <w:r>
           <w:rPr>
             <w:rStyle w:val="Hyperlink"/>
@@ -14763,7 +14803,7 @@
       <w:r>
         <w:t xml:space="preserve"> </w:t>
       </w:r>
-      <w:hyperlink r:id="rId103">
+      <w:hyperlink r:id="rId104">
         <w:r>
           <w:rPr>
             <w:rStyle w:val="Hyperlink"/>
@@ -14782,7 +14822,7 @@
       <w:r>
         <w:t xml:space="preserve"> </w:t>
       </w:r>
-      <w:hyperlink r:id="rId104">
+      <w:hyperlink r:id="rId105">
         <w:r>
           <w:rPr>
             <w:rStyle w:val="Hyperlink"/>
@@ -14801,7 +14841,7 @@
       <w:r>
         <w:t xml:space="preserve"> </w:t>
       </w:r>
-      <w:hyperlink r:id="rId105">
+      <w:hyperlink r:id="rId106">
         <w:r>
           <w:rPr>
             <w:rStyle w:val="Hyperlink"/>
@@ -14815,12 +14855,12 @@
         <w:pStyle w:val="BodyText"/>
       </w:pPr>
       <w:r>
-        <w:t xml:space="preserve">Xie, Q., Han, W., Chen, Z., et al., The FinBen: A Holistic Financial Benchmark for Large Language Models, Advances in Neural Information Processing Systems (NeurIPS) Datasets &amp; Benchmarks, 2024, arXiv:2402.12659.</w:t>
-      </w:r>
-      <w:r>
-        <w:t xml:space="preserve"> </w:t>
-      </w:r>
-      <w:hyperlink r:id="rId106">
+        <w:t xml:space="preserve">Xie, Q., Han, W., Chen, Z., et al., FinBen: A Holistic Financial Benchmark for Large Language Models, Advances in Neural Information Processing Systems (NeurIPS) Datasets &amp; Benchmarks, 2024, arXiv:2402.12659.</w:t>
+      </w:r>
+      <w:r>
+        <w:t xml:space="preserve"> </w:t>
+      </w:r>
+      <w:hyperlink r:id="rId107">
         <w:r>
           <w:rPr>
             <w:rStyle w:val="Hyperlink"/>
@@ -14834,12 +14874,12 @@
         <w:pStyle w:val="BodyText"/>
       </w:pPr>
       <w:r>
-        <w:t xml:space="preserve">Liu, Z., Zhang, Z., Liu, Y., et al., Fin-R1: A Large Language Model for Financial Reasoning through Reinforcement Learning, arXiv preprint, 2025, arXiv:2503.16252.</w:t>
-      </w:r>
-      <w:r>
-        <w:t xml:space="preserve"> </w:t>
-      </w:r>
-      <w:hyperlink r:id="rId107">
+        <w:t xml:space="preserve">Liu, Z., Guo, X., Lou, F., et al., Fin-R1: A Large Language Model for Financial Reasoning through Reinforcement Learning, arXiv preprint, 2025, arXiv:2503.16252.</w:t>
+      </w:r>
+      <w:r>
+        <w:t xml:space="preserve"> </w:t>
+      </w:r>
+      <w:hyperlink r:id="rId108">
         <w:r>
           <w:rPr>
             <w:rStyle w:val="Hyperlink"/>
@@ -14858,7 +14898,7 @@
       <w:r>
         <w:t xml:space="preserve"> </w:t>
       </w:r>
-      <w:hyperlink r:id="rId108">
+      <w:hyperlink r:id="rId109">
         <w:r>
           <w:rPr>
             <w:rStyle w:val="Hyperlink"/>
@@ -14915,7 +14955,7 @@
       <w:r>
         <w:t xml:space="preserve"> </w:t>
       </w:r>
-      <w:hyperlink r:id="rId109">
+      <w:hyperlink r:id="rId110">
         <w:r>
           <w:rPr>
             <w:rStyle w:val="Hyperlink"/>
@@ -14932,7 +14972,7 @@
         <w:t xml:space="preserve">© The Authors 2026</w:t>
       </w:r>
     </w:p>
-    <w:bookmarkEnd w:id="110"/>
+    <w:bookmarkEnd w:id="111"/>
     <w:sectPr>
       <w:footnotePr>
         <w:numRestart w:val="eachSect"/>
@@ -14992,7 +15032,7 @@
       </w:hyperlink>
     </w:p>
   </w:footnote>
-  <w:footnote w:id="29">
+  <w:footnote w:id="30">
     <w:p>
       <w:pPr>
         <w:pStyle w:val="FootnoteText"/>

--- a/JICTASA-2026-018-Finistral_AI_Revised.docx
+++ b/JICTASA-2026-018-Finistral_AI_Revised.docx
@@ -219,128 +219,59 @@
         <w:t xml:space="preserve">financial sentiment analysis, Low-Rank Adaptation (LoRA), parameter-efficient fine-tuning (PEFT), Mistral-7B, large language models, FinGPT, Financial PhraseBank</w:t>
       </w:r>
     </w:p>
-    <w:tbl>
-      <w:tblPr>
-        <w:tblStyle w:val="FigureTable"/>
-        <w:tblW w:type="auto" w:w="0"/>
-        <w:jc w:val="center"/>
-        <w:tblLook w:firstRow="0" w:lastRow="0" w:firstColumn="0" w:lastColumn="0"/>
-      </w:tblPr>
-      <w:tblGrid>
-        <w:gridCol w:w="3960"/>
-        <w:gridCol w:w="3960"/>
-      </w:tblGrid>
-      <w:tr>
-        <w:tc>
-          <w:tcPr/>
-          <w:p>
-            <w:pPr>
-              <w:pStyle w:val="Figure"/>
-              <w:jc w:val="center"/>
-            </w:pPr>
-            <w:r>
-              <w:drawing>
-                <wp:inline>
-                  <wp:extent cx="2560320" cy="727004"/>
-                  <wp:effectExtent b="0" l="0" r="0" t="0"/>
-                  <wp:docPr descr="" title="" id="10" name="Picture"/>
-                  <a:graphic>
-                    <a:graphicData uri="http://schemas.openxmlformats.org/drawingml/2006/picture">
-                      <pic:pic>
-                        <pic:nvPicPr>
-                          <pic:cNvPr descr="figures/image3_corrected.png" id="11" name="Picture"/>
-                          <pic:cNvPicPr>
-                            <a:picLocks noChangeArrowheads="1" noChangeAspect="1"/>
-                          </pic:cNvPicPr>
-                        </pic:nvPicPr>
-                        <pic:blipFill>
-                          <a:blip r:embed="rId9"/>
-                          <a:stretch>
-                            <a:fillRect/>
-                          </a:stretch>
-                        </pic:blipFill>
-                        <pic:spPr bwMode="auto">
-                          <a:xfrm>
-                            <a:off x="0" y="0"/>
-                            <a:ext cx="2560320" cy="727004"/>
-                          </a:xfrm>
-                          <a:prstGeom prst="rect">
-                            <a:avLst/>
-                          </a:prstGeom>
-                          <a:noFill/>
-                          <a:ln w="9525">
-                            <a:noFill/>
-                            <a:headEnd/>
-                            <a:tailEnd/>
-                          </a:ln>
-                        </pic:spPr>
-                      </pic:pic>
-                    </a:graphicData>
-                  </a:graphic>
-                </wp:inline>
-              </w:drawing>
-            </w:r>
-          </w:p>
-        </w:tc>
-        <w:tc>
-          <w:tcPr/>
-          <w:p>
-            <w:pPr>
-              <w:pStyle w:val="Figure"/>
-              <w:jc w:val="center"/>
-            </w:pPr>
-            <w:r>
-              <w:drawing>
-                <wp:inline>
-                  <wp:extent cx="2400300" cy="2209083"/>
-                  <wp:effectExtent b="0" l="0" r="0" t="0"/>
-                  <wp:docPr descr="" title="" id="13" name="Picture"/>
-                  <a:graphic>
-                    <a:graphicData uri="http://schemas.openxmlformats.org/drawingml/2006/picture">
-                      <pic:pic>
-                        <pic:nvPicPr>
-                          <pic:cNvPr descr="figures_corrected/confusion_matrix_grid_normalized.png" id="14" name="Picture"/>
-                          <pic:cNvPicPr>
-                            <a:picLocks noChangeArrowheads="1" noChangeAspect="1"/>
-                          </pic:cNvPicPr>
-                        </pic:nvPicPr>
-                        <pic:blipFill>
-                          <a:blip r:embed="rId12"/>
-                          <a:stretch>
-                            <a:fillRect/>
-                          </a:stretch>
-                        </pic:blipFill>
-                        <pic:spPr bwMode="auto">
-                          <a:xfrm>
-                            <a:off x="0" y="0"/>
-                            <a:ext cx="2400300" cy="2209083"/>
-                          </a:xfrm>
-                          <a:prstGeom prst="rect">
-                            <a:avLst/>
-                          </a:prstGeom>
-                          <a:noFill/>
-                          <a:ln w="9525">
-                            <a:noFill/>
-                            <a:headEnd/>
-                            <a:tailEnd/>
-                          </a:ln>
-                        </pic:spPr>
-                      </pic:pic>
-                    </a:graphicData>
-                  </a:graphic>
-                </wp:inline>
-              </w:drawing>
-            </w:r>
-          </w:p>
-        </w:tc>
-      </w:tr>
-    </w:tbl>
+    <w:p>
+      <w:pPr>
+        <w:pStyle w:val="CaptionedFigure"/>
+      </w:pPr>
+      <w:r>
+        <w:drawing>
+          <wp:inline>
+            <wp:extent cx="5334000" cy="1849752"/>
+            <wp:effectExtent b="0" l="0" r="0" t="0"/>
+            <wp:docPr descr="" title="" id="10" name="Picture"/>
+            <a:graphic>
+              <a:graphicData uri="http://schemas.openxmlformats.org/drawingml/2006/picture">
+                <pic:pic>
+                  <pic:nvPicPr>
+                    <pic:cNvPr descr="figures/graphical_abstract.png" id="11" name="Picture"/>
+                    <pic:cNvPicPr>
+                      <a:picLocks noChangeArrowheads="1" noChangeAspect="1"/>
+                    </pic:cNvPicPr>
+                  </pic:nvPicPr>
+                  <pic:blipFill>
+                    <a:blip r:embed="rId9"/>
+                    <a:stretch>
+                      <a:fillRect/>
+                    </a:stretch>
+                  </pic:blipFill>
+                  <pic:spPr bwMode="auto">
+                    <a:xfrm>
+                      <a:off x="0" y="0"/>
+                      <a:ext cx="5334000" cy="1849752"/>
+                    </a:xfrm>
+                    <a:prstGeom prst="rect">
+                      <a:avLst/>
+                    </a:prstGeom>
+                    <a:noFill/>
+                    <a:ln w="9525">
+                      <a:noFill/>
+                      <a:headEnd/>
+                      <a:tailEnd/>
+                    </a:ln>
+                  </pic:spPr>
+                </pic:pic>
+              </a:graphicData>
+            </a:graphic>
+          </wp:inline>
+        </w:drawing>
+      </w:r>
+    </w:p>
     <w:p>
       <w:pPr>
         <w:pStyle w:val="ImageCaption"/>
       </w:pPr>
       <w:r>
-        <w:t xml:space="preserve">Top: corrected, exact-match-decontaminated comparison of Finistral-7B-LoRA (under both prompt templates) against the Mistral-7B-v0.1 zero-shot backbone on the decontaminated FPB-560, FiQA-SA, and TFNS evaluation sets. Bottom: row-normalised confusion matrices for all evaluated models under the corrected protocol (Section </w:t>
+        <w:t xml:space="preserve">Left: 75.2 % of the Financial PhraseBank evaluation set appears verbatim, with identical gold labels, in the fine-tuning corpus — the originally claimed 99.56 % accuracy reflects memorisation. Right: the corrected evaluation on the exact-match-decontaminated remainder and two external datasets, with per-example significance tests (Section </w:t>
       </w:r>
       <w:hyperlink w:anchor="sec:contamination">
         <w:r>
@@ -354,7 +285,7 @@
         <w:t xml:space="preserve">).</w:t>
       </w:r>
     </w:p>
-    <w:bookmarkStart w:id="18" w:name="introduction"/>
+    <w:bookmarkStart w:id="15" w:name="introduction"/>
     <w:p>
       <w:pPr>
         <w:pStyle w:val="Heading1"/>
@@ -453,7 +384,7 @@
         <w:t xml:space="preserve">address both issues by inserting small trainable matrices into each transformer layer while freezing the backbone. This yields two attractive properties: (i) the modified model can be trained on a single commodity GPU, and (ii) the resulting adapter file is lightweight, making deployment trivial.</w:t>
       </w:r>
     </w:p>
-    <w:bookmarkStart w:id="15" w:name="research-questions"/>
+    <w:bookmarkStart w:id="12" w:name="research-questions"/>
     <w:p>
       <w:pPr>
         <w:pStyle w:val="Heading2"/>
@@ -524,8 +455,8 @@
         <w:t xml:space="preserve">How much of the apparent performance of FinGPT-corpus-trained sentiment models on Financial PhraseBank is attributable to train/test overlap rather than to genuine generalisation?</w:t>
       </w:r>
     </w:p>
-    <w:bookmarkEnd w:id="15"/>
-    <w:bookmarkStart w:id="16" w:name="our-approach"/>
+    <w:bookmarkEnd w:id="12"/>
+    <w:bookmarkStart w:id="13" w:name="our-approach"/>
     <w:p>
       <w:pPr>
         <w:pStyle w:val="Heading2"/>
@@ -589,8 +520,8 @@
         <w:t xml:space="preserve">).</w:t>
       </w:r>
     </w:p>
-    <w:bookmarkEnd w:id="16"/>
-    <w:bookmarkStart w:id="17" w:name="contributions"/>
+    <w:bookmarkEnd w:id="13"/>
+    <w:bookmarkStart w:id="14" w:name="contributions"/>
     <w:p>
       <w:pPr>
         <w:pStyle w:val="Heading2"/>
@@ -786,9 +717,9 @@
         <w:t xml:space="preserve"> 1 GPU-hour per epoch and deployed with minimal memory overhead, opening the door to low-cost, reproducible FinNLP research.</w:t>
       </w:r>
     </w:p>
-    <w:bookmarkEnd w:id="17"/>
-    <w:bookmarkEnd w:id="18"/>
-    <w:bookmarkStart w:id="21" w:name="related-work"/>
+    <w:bookmarkEnd w:id="14"/>
+    <w:bookmarkEnd w:id="15"/>
+    <w:bookmarkStart w:id="18" w:name="related-work"/>
     <w:p>
       <w:pPr>
         <w:pStyle w:val="Heading1"/>
@@ -907,7 +838,7 @@
         <w:rPr>
           <w:rStyle w:val="FootnoteReference"/>
         </w:rPr>
-        <w:footnoteReference w:id="19"/>
+        <w:footnoteReference w:id="16"/>
       </w:r>
       <w:r>
         <w:t xml:space="preserve"> </w:t>
@@ -982,8 +913,8 @@
         <w:t xml:space="preserve">, which warns that overlap between large training corpora and public test sets can inflate reported scores. Because Financial PhraseBank is a constituent source of the FinGPT corpus, we treat such overlap as a first-class measurement rather than an afterthought, and report results both on the standard (contaminated) split and on decontaminated and external evaluations.</w:t>
       </w:r>
     </w:p>
-    <w:bookmarkEnd w:id="21"/>
-    <w:bookmarkStart w:id="28" w:name="problem-definition-and-dataset"/>
+    <w:bookmarkEnd w:id="18"/>
+    <w:bookmarkStart w:id="25" w:name="problem-definition-and-dataset"/>
     <w:p>
       <w:pPr>
         <w:pStyle w:val="Heading1"/>
@@ -992,7 +923,7 @@
         <w:t xml:space="preserve">Problem Definition and Dataset</w:t>
       </w:r>
     </w:p>
-    <w:bookmarkStart w:id="22" w:name="task-formulation"/>
+    <w:bookmarkStart w:id="19" w:name="task-formulation"/>
     <w:p>
       <w:pPr>
         <w:pStyle w:val="Heading2"/>
@@ -1082,8 +1013,8 @@
         <w:t xml:space="preserve">. Performance is evaluated with Accuracy and Weighted F1, the same metrics adopted by FinNLP shared-task benchmarks.</w:t>
       </w:r>
     </w:p>
-    <w:bookmarkEnd w:id="22"/>
-    <w:bookmarkStart w:id="25" w:name="training-corpus"/>
+    <w:bookmarkEnd w:id="19"/>
+    <w:bookmarkStart w:id="22" w:name="training-corpus"/>
     <w:p>
       <w:pPr>
         <w:pStyle w:val="Heading2"/>
@@ -1123,7 +1054,7 @@
       <w:r>
         <w:t xml:space="preserve">(</w:t>
       </w:r>
-      <w:hyperlink r:id="rId23">
+      <w:hyperlink r:id="rId20">
         <w:r>
           <w:rPr>
             <w:rStyle w:val="Hyperlink"/>
@@ -1158,7 +1089,7 @@
         <w:t xml:space="preserve">we obtain:</w:t>
       </w:r>
     </w:p>
-    <w:bookmarkStart w:id="24" w:name="tab:train-test-split"/>
+    <w:bookmarkStart w:id="21" w:name="tab:train-test-split"/>
     <w:p>
       <w:pPr>
         <w:pStyle w:val="TableCaption"/>
@@ -1385,9 +1316,9 @@
         </w:tc>
       </w:tr>
     </w:tbl>
-    <w:bookmarkEnd w:id="24"/>
-    <w:bookmarkEnd w:id="25"/>
-    <w:bookmarkStart w:id="27" w:name="preprocessing"/>
+    <w:bookmarkEnd w:id="21"/>
+    <w:bookmarkEnd w:id="22"/>
+    <w:bookmarkStart w:id="24" w:name="preprocessing"/>
     <w:p>
       <w:pPr>
         <w:pStyle w:val="Heading2"/>
@@ -1639,7 +1570,7 @@
         <w:t xml:space="preserve">.</w:t>
       </w:r>
     </w:p>
-    <w:bookmarkStart w:id="26" w:name="tab:label-dist"/>
+    <w:bookmarkStart w:id="23" w:name="tab:label-dist"/>
     <w:p>
       <w:pPr>
         <w:pStyle w:val="TableCaption"/>
@@ -1879,7 +1810,7 @@
         </w:tc>
       </w:tr>
     </w:tbl>
-    <w:bookmarkEnd w:id="26"/>
+    <w:bookmarkEnd w:id="23"/>
     <w:p>
       <w:pPr>
         <w:pStyle w:val="BodyText"/>
@@ -1988,9 +1919,9 @@
         <w:t xml:space="preserve">.</w:t>
       </w:r>
     </w:p>
-    <w:bookmarkEnd w:id="27"/>
-    <w:bookmarkEnd w:id="28"/>
-    <w:bookmarkStart w:id="45" w:name="methodology"/>
+    <w:bookmarkEnd w:id="24"/>
+    <w:bookmarkEnd w:id="25"/>
+    <w:bookmarkStart w:id="42" w:name="methodology"/>
     <w:p>
       <w:pPr>
         <w:pStyle w:val="Heading1"/>
@@ -2023,7 +1954,7 @@
         <w:t xml:space="preserve">language model to three-way financial sentiment classification with minimal compute and memory overhead.</w:t>
       </w:r>
     </w:p>
-    <w:bookmarkStart w:id="29" w:name="base-model"/>
+    <w:bookmarkStart w:id="26" w:name="base-model"/>
     <w:p>
       <w:pPr>
         <w:pStyle w:val="Heading2"/>
@@ -2143,8 +2074,8 @@
         <w:t xml:space="preserve">loading mode; neither is used in the released training script, which we have corrected here.)</w:t>
       </w:r>
     </w:p>
-    <w:bookmarkEnd w:id="29"/>
-    <w:bookmarkStart w:id="32" w:name="lora-adaptation"/>
+    <w:bookmarkEnd w:id="26"/>
+    <w:bookmarkStart w:id="29" w:name="lora-adaptation"/>
     <w:p>
       <w:pPr>
         <w:pStyle w:val="Heading2"/>
@@ -2292,10 +2223,10 @@
         <w:rPr>
           <w:rStyle w:val="FootnoteReference"/>
         </w:rPr>
-        <w:footnoteReference w:id="30"/>
-      </w:r>
-    </w:p>
-    <w:bookmarkStart w:id="31" w:name="tab:lora-hyper"/>
+        <w:footnoteReference w:id="27"/>
+      </w:r>
+    </w:p>
+    <w:bookmarkStart w:id="28" w:name="tab:lora-hyper"/>
     <w:p>
       <w:pPr>
         <w:pStyle w:val="TableCaption"/>
@@ -2655,7 +2586,7 @@
         </w:tc>
       </w:tr>
     </w:tbl>
-    <w:bookmarkEnd w:id="31"/>
+    <w:bookmarkEnd w:id="28"/>
     <w:p>
       <w:pPr>
         <w:pStyle w:val="BodyText"/>
@@ -3293,8 +3224,8 @@
         <w:t xml:space="preserve">18 MB, inconsistent with the file it shipped alongside.)</w:t>
       </w:r>
     </w:p>
-    <w:bookmarkEnd w:id="32"/>
-    <w:bookmarkStart w:id="35" w:name="training-procedure"/>
+    <w:bookmarkEnd w:id="29"/>
+    <w:bookmarkStart w:id="32" w:name="training-procedure"/>
     <w:p>
       <w:pPr>
         <w:pStyle w:val="Heading2"/>
@@ -3311,7 +3242,7 @@
         <w:t xml:space="preserve">We used the Hugging Face Trainer API with the following settings.</w:t>
       </w:r>
     </w:p>
-    <w:bookmarkStart w:id="33" w:name="tab:train-args"/>
+    <w:bookmarkStart w:id="30" w:name="tab:train-args"/>
     <w:p>
       <w:pPr>
         <w:pStyle w:val="TableCaption"/>
@@ -3759,7 +3690,7 @@
         </w:tc>
       </w:tr>
     </w:tbl>
-    <w:bookmarkEnd w:id="33"/>
+    <w:bookmarkEnd w:id="30"/>
     <w:p>
       <w:pPr>
         <w:pStyle w:val="BodyText"/>
@@ -3840,7 +3771,7 @@
         <w:t xml:space="preserve">; that checkpoint is consequently chosen for all downstream experiments.</w:t>
       </w:r>
     </w:p>
-    <w:bookmarkStart w:id="34" w:name="tab:loss-trajectory"/>
+    <w:bookmarkStart w:id="31" w:name="tab:loss-trajectory"/>
     <w:p>
       <w:pPr>
         <w:pStyle w:val="TableCaption"/>
@@ -4136,9 +4067,9 @@
         </w:tc>
       </w:tr>
     </w:tbl>
-    <w:bookmarkEnd w:id="34"/>
-    <w:bookmarkEnd w:id="35"/>
-    <w:bookmarkStart w:id="44" w:name="inference-deployment"/>
+    <w:bookmarkEnd w:id="31"/>
+    <w:bookmarkEnd w:id="32"/>
+    <w:bookmarkStart w:id="41" w:name="inference-deployment"/>
     <w:p>
       <w:pPr>
         <w:pStyle w:val="Heading2"/>
@@ -4249,7 +4180,7 @@
         <w:t xml:space="preserve">on Hugging Face for reproducible research.</w:t>
       </w:r>
     </w:p>
-    <w:bookmarkStart w:id="39" w:name="fig:gui1"/>
+    <w:bookmarkStart w:id="36" w:name="fig:gui1"/>
     <w:p>
       <w:pPr>
         <w:pStyle w:val="CaptionedFigure"/>
@@ -4259,18 +4190,18 @@
           <wp:inline>
             <wp:extent cx="4000500" cy="2500312"/>
             <wp:effectExtent b="0" l="0" r="0" t="0"/>
-            <wp:docPr descr="" title="" id="37" name="Picture"/>
+            <wp:docPr descr="" title="" id="34" name="Picture"/>
             <a:graphic>
               <a:graphicData uri="http://schemas.openxmlformats.org/drawingml/2006/picture">
                 <pic:pic>
                   <pic:nvPicPr>
-                    <pic:cNvPr descr="figures/image1.jpeg" id="38" name="Picture"/>
+                    <pic:cNvPr descr="figures/image1.jpeg" id="35" name="Picture"/>
                     <pic:cNvPicPr>
                       <a:picLocks noChangeArrowheads="1" noChangeAspect="1"/>
                     </pic:cNvPicPr>
                   </pic:nvPicPr>
                   <pic:blipFill>
-                    <a:blip r:embed="rId36"/>
+                    <a:blip r:embed="rId33"/>
                     <a:stretch>
                       <a:fillRect/>
                     </a:stretch>
@@ -4305,8 +4236,8 @@
         <w:t xml:space="preserve">Finistral-7B-LoRA Gradio interface: single-sentence query view.</w:t>
       </w:r>
     </w:p>
-    <w:bookmarkEnd w:id="39"/>
-    <w:bookmarkStart w:id="43" w:name="fig:gui2"/>
+    <w:bookmarkEnd w:id="36"/>
+    <w:bookmarkStart w:id="40" w:name="fig:gui2"/>
     <w:p>
       <w:pPr>
         <w:pStyle w:val="CaptionedFigure"/>
@@ -4316,18 +4247,18 @@
           <wp:inline>
             <wp:extent cx="4000500" cy="2500312"/>
             <wp:effectExtent b="0" l="0" r="0" t="0"/>
-            <wp:docPr descr="" title="" id="41" name="Picture"/>
+            <wp:docPr descr="" title="" id="38" name="Picture"/>
             <a:graphic>
               <a:graphicData uri="http://schemas.openxmlformats.org/drawingml/2006/picture">
                 <pic:pic>
                   <pic:nvPicPr>
-                    <pic:cNvPr descr="figures/image2.jpeg" id="42" name="Picture"/>
+                    <pic:cNvPr descr="figures/image2.jpeg" id="39" name="Picture"/>
                     <pic:cNvPicPr>
                       <a:picLocks noChangeArrowheads="1" noChangeAspect="1"/>
                     </pic:cNvPicPr>
                   </pic:nvPicPr>
                   <pic:blipFill>
-                    <a:blip r:embed="rId40"/>
+                    <a:blip r:embed="rId37"/>
                     <a:stretch>
                       <a:fillRect/>
                     </a:stretch>
@@ -4362,10 +4293,10 @@
         <w:t xml:space="preserve">Finistral-7B-LoRA Gradio interface: prediction output view.</w:t>
       </w:r>
     </w:p>
-    <w:bookmarkEnd w:id="43"/>
-    <w:bookmarkEnd w:id="44"/>
-    <w:bookmarkEnd w:id="45"/>
-    <w:bookmarkStart w:id="55" w:name="experiment"/>
+    <w:bookmarkEnd w:id="40"/>
+    <w:bookmarkEnd w:id="41"/>
+    <w:bookmarkEnd w:id="42"/>
+    <w:bookmarkStart w:id="52" w:name="experiment"/>
     <w:p>
       <w:pPr>
         <w:pStyle w:val="Heading1"/>
@@ -4382,7 +4313,7 @@
         <w:t xml:space="preserve">This section describes the evaluation protocol, baselines, metrics, and implementation details we use to assess Finistral-7B-LoRA on sentence-level financial sentiment classification.</w:t>
       </w:r>
     </w:p>
-    <w:bookmarkStart w:id="47" w:name="baselines"/>
+    <w:bookmarkStart w:id="44" w:name="baselines"/>
     <w:p>
       <w:pPr>
         <w:pStyle w:val="Heading2"/>
@@ -4462,7 +4393,7 @@
         <w:t xml:space="preserve">).</w:t>
       </w:r>
     </w:p>
-    <w:bookmarkStart w:id="46" w:name="tab:baselines"/>
+    <w:bookmarkStart w:id="43" w:name="tab:baselines"/>
     <w:p>
       <w:pPr>
         <w:pStyle w:val="TableCaption"/>
@@ -5006,7 +4937,7 @@
         </w:tc>
       </w:tr>
     </w:tbl>
-    <w:bookmarkEnd w:id="46"/>
+    <w:bookmarkEnd w:id="43"/>
     <w:p>
       <w:pPr>
         <w:pStyle w:val="BodyText"/>
@@ -5042,8 +4973,8 @@
         <w:t xml:space="preserve">figures were incorrect). FinBERT is an encoder classifier evaluated through its classification head rather than by generation; note that FinBERT’s own fine-tuning data includes Financial PhraseBank, so its FPB scores carry an analogous train/test caveat and the external datasets provide its fair comparison.</w:t>
       </w:r>
     </w:p>
-    <w:bookmarkEnd w:id="47"/>
-    <w:bookmarkStart w:id="48" w:name="metrics"/>
+    <w:bookmarkEnd w:id="44"/>
+    <w:bookmarkStart w:id="45" w:name="metrics"/>
     <w:p>
       <w:pPr>
         <w:pStyle w:val="Heading2"/>
@@ -5164,8 +5095,8 @@
         <w:t xml:space="preserve">000 resamples) on the accuracy difference.</w:t>
       </w:r>
     </w:p>
-    <w:bookmarkEnd w:id="48"/>
-    <w:bookmarkStart w:id="51" w:name="main-result"/>
+    <w:bookmarkEnd w:id="45"/>
+    <w:bookmarkStart w:id="48" w:name="main-result"/>
     <w:p>
       <w:pPr>
         <w:pStyle w:val="Heading2"/>
@@ -5269,7 +5200,7 @@
         <w:t xml:space="preserve">claim conflated a contamination-inflated model with harness-deflated baselines and is withdrawn.</w:t>
       </w:r>
     </w:p>
-    <w:bookmarkStart w:id="49" w:name="tab:test-results"/>
+    <w:bookmarkStart w:id="46" w:name="tab:test-results"/>
     <w:p>
       <w:pPr>
         <w:pStyle w:val="TableCaption"/>
@@ -5699,9 +5630,9 @@
         </w:tc>
       </w:tr>
     </w:tbl>
-    <w:bookmarkEnd w:id="49"/>
+    <w:bookmarkEnd w:id="46"/>
     <w:p/>
-    <w:bookmarkStart w:id="50" w:name="tab:corrected-results"/>
+    <w:bookmarkStart w:id="47" w:name="tab:corrected-results"/>
     <w:p>
       <w:pPr>
         <w:pStyle w:val="TableCaption"/>
@@ -6670,7 +6601,7 @@
         </w:tc>
       </w:tr>
     </w:tbl>
-    <w:bookmarkEnd w:id="50"/>
+    <w:bookmarkEnd w:id="47"/>
     <w:p>
       <w:pPr>
         <w:pStyle w:val="BodyText"/>
@@ -6690,8 +6621,8 @@
         <w:t xml:space="preserve">.</w:t>
       </w:r>
     </w:p>
-    <w:bookmarkEnd w:id="51"/>
-    <w:bookmarkStart w:id="52" w:name="hardware-software"/>
+    <w:bookmarkEnd w:id="48"/>
+    <w:bookmarkStart w:id="49" w:name="hardware-software"/>
     <w:p>
       <w:pPr>
         <w:pStyle w:val="Heading2"/>
@@ -6812,8 +6743,8 @@
         <w:t xml:space="preserve">, left-padded batches, and per-model native prompt templates; the label parser matches whole words on the decoded continuation only and reports unparseable outputs separately instead of defaulting them to neutral.</w:t>
       </w:r>
     </w:p>
-    <w:bookmarkEnd w:id="52"/>
-    <w:bookmarkStart w:id="54" w:name="sec:contamination"/>
+    <w:bookmarkEnd w:id="49"/>
+    <w:bookmarkStart w:id="51" w:name="sec:contamination"/>
     <w:p>
       <w:pPr>
         <w:pStyle w:val="Heading2"/>
@@ -7043,7 +6974,7 @@
         <w:t xml:space="preserve">614 of these leaked sentences fall in the 95 % fine-tuning partition. The model was therefore scored on the exact (sentence, label) pairs it was trained on, which fully accounts for the 99.56 % headline accuracy.</w:t>
       </w:r>
     </w:p>
-    <w:bookmarkStart w:id="53" w:name="tab:contamination"/>
+    <w:bookmarkStart w:id="50" w:name="tab:contamination"/>
     <w:p>
       <w:pPr>
         <w:pStyle w:val="TableCaption"/>
@@ -7291,7 +7222,7 @@
         </w:tc>
       </w:tr>
     </w:tbl>
-    <w:bookmarkEnd w:id="53"/>
+    <w:bookmarkEnd w:id="50"/>
     <w:p>
       <w:pPr>
         <w:pStyle w:val="BodyText"/>
@@ -7793,9 +7724,9 @@
         <w:t xml:space="preserve">) fixes each of these and reports per-baseline confusion matrices.</w:t>
       </w:r>
     </w:p>
-    <w:bookmarkEnd w:id="54"/>
-    <w:bookmarkEnd w:id="55"/>
-    <w:bookmarkStart w:id="79" w:name="result-analysis-discussion"/>
+    <w:bookmarkEnd w:id="51"/>
+    <w:bookmarkEnd w:id="52"/>
+    <w:bookmarkStart w:id="78" w:name="result-analysis-discussion"/>
     <w:p>
       <w:pPr>
         <w:pStyle w:val="Heading1"/>
@@ -7804,7 +7735,7 @@
         <w:t xml:space="preserve">Result Analysis &amp; Discussion</w:t>
       </w:r>
     </w:p>
-    <w:bookmarkStart w:id="70" w:name="quantitative-gains"/>
+    <w:bookmarkStart w:id="69" w:name="quantitative-gains"/>
     <w:p>
       <w:pPr>
         <w:pStyle w:val="Heading2"/>
@@ -8308,7 +8239,7 @@
         <w:t xml:space="preserve">). In sum: the corrected evaluation shows Finistral statistically indistinguishable from the best FinGPT-class adapter on each dataset, significantly better than several others, and clearly ahead of FinBERT off-distribution — not the categorical superiority the original submission asserted.</w:t>
       </w:r>
     </w:p>
-    <w:bookmarkStart w:id="58" w:name="fig:bar-comparison"/>
+    <w:bookmarkStart w:id="56" w:name="fig:bar-comparison"/>
     <w:p>
       <w:pPr>
         <w:pStyle w:val="CaptionedFigure"/>
@@ -8318,18 +8249,18 @@
           <wp:inline>
             <wp:extent cx="5334000" cy="1514592"/>
             <wp:effectExtent b="0" l="0" r="0" t="0"/>
-            <wp:docPr descr="" title="" id="56" name="Picture"/>
+            <wp:docPr descr="" title="" id="54" name="Picture"/>
             <a:graphic>
               <a:graphicData uri="http://schemas.openxmlformats.org/drawingml/2006/picture">
                 <pic:pic>
                   <pic:nvPicPr>
-                    <pic:cNvPr descr="figures/image3_corrected.png" id="57" name="Picture"/>
+                    <pic:cNvPr descr="figures/image3_corrected.png" id="55" name="Picture"/>
                     <pic:cNvPicPr>
                       <a:picLocks noChangeArrowheads="1" noChangeAspect="1"/>
                     </pic:cNvPicPr>
                   </pic:nvPicPr>
                   <pic:blipFill>
-                    <a:blip r:embed="rId9"/>
+                    <a:blip r:embed="rId53"/>
                     <a:stretch>
                       <a:fillRect/>
                     </a:stretch>
@@ -8407,8 +8338,8 @@
         <w:t xml:space="preserve">) sets.</w:t>
       </w:r>
     </w:p>
-    <w:bookmarkEnd w:id="58"/>
-    <w:bookmarkStart w:id="62" w:name="fig:fingpt-comparison"/>
+    <w:bookmarkEnd w:id="56"/>
+    <w:bookmarkStart w:id="60" w:name="fig:fingpt-comparison"/>
     <w:p>
       <w:pPr>
         <w:pStyle w:val="CaptionedFigure"/>
@@ -8418,18 +8349,18 @@
           <wp:inline>
             <wp:extent cx="5334000" cy="1514592"/>
             <wp:effectExtent b="0" l="0" r="0" t="0"/>
-            <wp:docPr descr="" title="" id="60" name="Picture"/>
+            <wp:docPr descr="" title="" id="58" name="Picture"/>
             <a:graphic>
               <a:graphicData uri="http://schemas.openxmlformats.org/drawingml/2006/picture">
                 <pic:pic>
                   <pic:nvPicPr>
-                    <pic:cNvPr descr="figures/image4_corrected.png" id="61" name="Picture"/>
+                    <pic:cNvPr descr="figures/image4_corrected.png" id="59" name="Picture"/>
                     <pic:cNvPicPr>
                       <a:picLocks noChangeArrowheads="1" noChangeAspect="1"/>
                     </pic:cNvPicPr>
                   </pic:nvPicPr>
                   <pic:blipFill>
-                    <a:blip r:embed="rId59"/>
+                    <a:blip r:embed="rId57"/>
                     <a:stretch>
                       <a:fillRect/>
                     </a:stretch>
@@ -8475,8 +8406,8 @@
         <w:t xml:space="preserve">).</w:t>
       </w:r>
     </w:p>
-    <w:bookmarkEnd w:id="62"/>
-    <w:bookmarkStart w:id="66" w:name="fig:confusion"/>
+    <w:bookmarkEnd w:id="60"/>
+    <w:bookmarkStart w:id="64" w:name="fig:confusion"/>
     <w:p>
       <w:pPr>
         <w:pStyle w:val="CaptionedFigure"/>
@@ -8486,18 +8417,18 @@
           <wp:inline>
             <wp:extent cx="3840480" cy="3151799"/>
             <wp:effectExtent b="0" l="0" r="0" t="0"/>
-            <wp:docPr descr="" title="" id="64" name="Picture"/>
+            <wp:docPr descr="" title="" id="62" name="Picture"/>
             <a:graphic>
               <a:graphicData uri="http://schemas.openxmlformats.org/drawingml/2006/picture">
                 <pic:pic>
                   <pic:nvPicPr>
-                    <pic:cNvPr descr="figures/image5.png" id="65" name="Picture"/>
+                    <pic:cNvPr descr="figures/image5.png" id="63" name="Picture"/>
                     <pic:cNvPicPr>
                       <a:picLocks noChangeArrowheads="1" noChangeAspect="1"/>
                     </pic:cNvPicPr>
                   </pic:nvPicPr>
                   <pic:blipFill>
-                    <a:blip r:embed="rId63"/>
+                    <a:blip r:embed="rId61"/>
                     <a:stretch>
                       <a:fillRect/>
                     </a:stretch>
@@ -8570,8 +8501,8 @@
         <w:t xml:space="preserve">.</w:t>
       </w:r>
     </w:p>
-    <w:bookmarkEnd w:id="66"/>
-    <w:bookmarkStart w:id="69" w:name="fig:confusion-grid"/>
+    <w:bookmarkEnd w:id="64"/>
+    <w:bookmarkStart w:id="68" w:name="fig:confusion-grid"/>
     <w:p>
       <w:pPr>
         <w:pStyle w:val="CaptionedFigure"/>
@@ -8581,18 +8512,18 @@
           <wp:inline>
             <wp:extent cx="5334000" cy="4909074"/>
             <wp:effectExtent b="0" l="0" r="0" t="0"/>
-            <wp:docPr descr="" title="" id="67" name="Picture"/>
+            <wp:docPr descr="" title="" id="66" name="Picture"/>
             <a:graphic>
               <a:graphicData uri="http://schemas.openxmlformats.org/drawingml/2006/picture">
                 <pic:pic>
                   <pic:nvPicPr>
-                    <pic:cNvPr descr="figures_corrected/confusion_matrix_grid_normalized.png" id="68" name="Picture"/>
+                    <pic:cNvPr descr="figures_corrected/confusion_matrix_grid_normalized.png" id="67" name="Picture"/>
                     <pic:cNvPicPr>
                       <a:picLocks noChangeArrowheads="1" noChangeAspect="1"/>
                     </pic:cNvPicPr>
                   </pic:nvPicPr>
                   <pic:blipFill>
-                    <a:blip r:embed="rId12"/>
+                    <a:blip r:embed="rId65"/>
                     <a:stretch>
                       <a:fillRect/>
                     </a:stretch>
@@ -8643,36 +8574,36 @@
         <w:t xml:space="preserve">column shows strict-parser failures, dominant only for the zero-shot backbone.</w:t>
       </w:r>
     </w:p>
+    <w:bookmarkEnd w:id="68"/>
     <w:bookmarkEnd w:id="69"/>
+    <w:bookmarkStart w:id="70" w:name="training-dynamics-insight"/>
+    <w:p>
+      <w:pPr>
+        <w:pStyle w:val="Heading2"/>
+      </w:pPr>
+      <w:r>
+        <w:t xml:space="preserve">Training Dynamics Insight</w:t>
+      </w:r>
+    </w:p>
+    <w:p>
+      <w:pPr>
+        <w:pStyle w:val="FirstParagraph"/>
+      </w:pPr>
+      <w:r>
+        <w:t xml:space="preserve">Validation loss reached its minimum (0.1009) at epoch 2 and then rose, a classic sign of incipient overfitting. Selecting the epoch-2 checkpoint therefore maximises generalisation.</w:t>
+      </w:r>
+    </w:p>
     <w:bookmarkEnd w:id="70"/>
-    <w:bookmarkStart w:id="71" w:name="training-dynamics-insight"/>
+    <w:bookmarkStart w:id="72" w:name="efficiency-vs.-quality-tradeoffs"/>
     <w:p>
       <w:pPr>
         <w:pStyle w:val="Heading2"/>
       </w:pPr>
       <w:r>
-        <w:t xml:space="preserve">Training Dynamics Insight</w:t>
-      </w:r>
-    </w:p>
-    <w:p>
-      <w:pPr>
-        <w:pStyle w:val="FirstParagraph"/>
-      </w:pPr>
-      <w:r>
-        <w:t xml:space="preserve">Validation loss reached its minimum (0.1009) at epoch 2 and then rose, a classic sign of incipient overfitting. Selecting the epoch-2 checkpoint therefore maximises generalisation.</w:t>
-      </w:r>
-    </w:p>
-    <w:bookmarkEnd w:id="71"/>
-    <w:bookmarkStart w:id="73" w:name="efficiency-vs.-quality-tradeoffs"/>
-    <w:p>
-      <w:pPr>
-        <w:pStyle w:val="Heading2"/>
-      </w:pPr>
-      <w:r>
         <w:t xml:space="preserve">Efficiency vs. Quality Tradeoffs</w:t>
       </w:r>
     </w:p>
-    <w:bookmarkStart w:id="72" w:name="tab:efficiency"/>
+    <w:bookmarkStart w:id="71" w:name="tab:efficiency"/>
     <w:p>
       <w:pPr>
         <w:pStyle w:val="TableCaption"/>
@@ -8975,7 +8906,7 @@
         </w:tc>
       </w:tr>
     </w:tbl>
-    <w:bookmarkEnd w:id="72"/>
+    <w:bookmarkEnd w:id="71"/>
     <w:p>
       <w:pPr>
         <w:pStyle w:val="BodyText"/>
@@ -9087,8 +9018,8 @@
         <w:t xml:space="preserve">) would settle.</w:t>
       </w:r>
     </w:p>
-    <w:bookmarkEnd w:id="73"/>
-    <w:bookmarkStart w:id="74" w:name="prompt-template-ablation"/>
+    <w:bookmarkEnd w:id="72"/>
+    <w:bookmarkStart w:id="73" w:name="prompt-template-ablation"/>
     <w:p>
       <w:pPr>
         <w:pStyle w:val="Heading2"/>
@@ -9431,8 +9362,8 @@
         <w:t xml:space="preserve">choice.</w:t>
       </w:r>
     </w:p>
-    <w:bookmarkEnd w:id="74"/>
-    <w:bookmarkStart w:id="75" w:name="error-analysis"/>
+    <w:bookmarkEnd w:id="73"/>
+    <w:bookmarkStart w:id="74" w:name="error-analysis"/>
     <w:p>
       <w:pPr>
         <w:pStyle w:val="Heading2"/>
@@ -9536,8 +9467,8 @@
         <w:t xml:space="preserve">(gold neutral, predicted positive) — modal constructions are read as realised outcomes. TFNS contributes most errors both because it is the largest set and because its informal, elliptical tweet register (tickers, retweet fragments, truncated URLs) is furthest from the fine-tuning corpus’s newswire style — consistent with the per-class pattern that Finistral over-predicts the polar classes on TFNS (negative recall 0.93 but precision 0.68; positive recall 0.96 but precision 0.59), trading neutral precision for polar recall.</w:t>
       </w:r>
     </w:p>
-    <w:bookmarkEnd w:id="75"/>
-    <w:bookmarkStart w:id="76" w:name="deployment-footprint"/>
+    <w:bookmarkEnd w:id="74"/>
+    <w:bookmarkStart w:id="75" w:name="deployment-footprint"/>
     <w:p>
       <w:pPr>
         <w:pStyle w:val="Heading2"/>
@@ -9624,8 +9555,8 @@
         <w:t xml:space="preserve">).</w:t>
       </w:r>
     </w:p>
-    <w:bookmarkEnd w:id="76"/>
-    <w:bookmarkStart w:id="77" w:name="limitations-ethical-considerations"/>
+    <w:bookmarkEnd w:id="75"/>
+    <w:bookmarkStart w:id="76" w:name="limitations-ethical-considerations"/>
     <w:p>
       <w:pPr>
         <w:pStyle w:val="Heading2"/>
@@ -9784,8 +9715,8 @@
         <w:t xml:space="preserve">High accuracy on short, single-sentence headlines does not imply robustness to longer documents or adversarial phrasing; calibration and out-of-distribution testing should be explored.</w:t>
       </w:r>
     </w:p>
-    <w:bookmarkEnd w:id="77"/>
-    <w:bookmarkStart w:id="78" w:name="key-takeaways"/>
+    <w:bookmarkEnd w:id="76"/>
+    <w:bookmarkStart w:id="77" w:name="key-takeaways"/>
     <w:p>
       <w:pPr>
         <w:pStyle w:val="Heading2"/>
@@ -9860,9 +9791,9 @@
         <w:t xml:space="preserve">Training beyond the validation-loss trough yields no benefit and can harm generalisation.</w:t>
       </w:r>
     </w:p>
+    <w:bookmarkEnd w:id="77"/>
     <w:bookmarkEnd w:id="78"/>
-    <w:bookmarkEnd w:id="79"/>
-    <w:bookmarkStart w:id="80" w:name="conclusion"/>
+    <w:bookmarkStart w:id="79" w:name="conclusion"/>
     <w:p>
       <w:pPr>
         <w:pStyle w:val="Heading1"/>
@@ -9915,8 +9846,8 @@
         <w:t xml:space="preserve">). We therefore offer two contributions of lasting value: an efficient, fully reproducible PEFT recipe for financial sentiment, and concrete evidence — with released tooling — that contamination auditing and harness hygiene are prerequisites for credible evaluation of LLMs trained on aggregated financial corpora.</w:t>
       </w:r>
     </w:p>
-    <w:bookmarkEnd w:id="80"/>
-    <w:bookmarkStart w:id="81" w:name="future-work"/>
+    <w:bookmarkEnd w:id="79"/>
+    <w:bookmarkStart w:id="80" w:name="future-work"/>
     <w:p>
       <w:pPr>
         <w:pStyle w:val="Heading1"/>
@@ -10033,26 +9964,26 @@
         <w:t xml:space="preserve">Distil the reasoning-augmented adapter into sub-3B parameter small language models (SLMs) optimised for on-device inference on consumer hardware such as iPhone 15, Android smartphones, and low-end laptops. Combining GRPO-trained reasoning with aggressive quantisation (4-bit/2-bit) and architecture pruning could yield models that run entirely on-device with sub-200 ms latency, eliminating cloud dependency and preserving user privacy for personal finance applications.</w:t>
       </w:r>
     </w:p>
+    <w:bookmarkEnd w:id="80"/>
+    <w:bookmarkStart w:id="81" w:name="acknowledgments"/>
+    <w:p>
+      <w:pPr>
+        <w:pStyle w:val="Heading1"/>
+      </w:pPr>
+      <w:r>
+        <w:t xml:space="preserve">Acknowledgments</w:t>
+      </w:r>
+    </w:p>
+    <w:p>
+      <w:pPr>
+        <w:pStyle w:val="FirstParagraph"/>
+      </w:pPr>
+      <w:r>
+        <w:t xml:space="preserve">The authors acknowledge Indiana University’s Big Red 200 supercomputing facility for providing the GPU resources used in this study.</w:t>
+      </w:r>
+    </w:p>
     <w:bookmarkEnd w:id="81"/>
-    <w:bookmarkStart w:id="82" w:name="acknowledgments"/>
-    <w:p>
-      <w:pPr>
-        <w:pStyle w:val="Heading1"/>
-      </w:pPr>
-      <w:r>
-        <w:t xml:space="preserve">Acknowledgments</w:t>
-      </w:r>
-    </w:p>
-    <w:p>
-      <w:pPr>
-        <w:pStyle w:val="FirstParagraph"/>
-      </w:pPr>
-      <w:r>
-        <w:t xml:space="preserve">The authors acknowledge Indiana University’s Big Red 200 supercomputing facility for providing the GPU resources used in this study.</w:t>
-      </w:r>
-    </w:p>
-    <w:bookmarkEnd w:id="82"/>
-    <w:bookmarkStart w:id="83" w:name="credit-author-contribution-statement"/>
+    <w:bookmarkStart w:id="82" w:name="credit-author-contribution-statement"/>
     <w:p>
       <w:pPr>
         <w:pStyle w:val="Heading1"/>
@@ -10111,14 +10042,32 @@
         <w:t xml:space="preserve">Writing – Review &amp; Editing.</w:t>
       </w:r>
     </w:p>
+    <w:bookmarkEnd w:id="82"/>
+    <w:bookmarkStart w:id="83" w:name="funding"/>
+    <w:p>
+      <w:pPr>
+        <w:pStyle w:val="Heading1"/>
+      </w:pPr>
+      <w:r>
+        <w:t xml:space="preserve">Funding</w:t>
+      </w:r>
+    </w:p>
+    <w:p>
+      <w:pPr>
+        <w:pStyle w:val="FirstParagraph"/>
+      </w:pPr>
+      <w:r>
+        <w:t xml:space="preserve">This research received no external funding. Computational resources were provided by Indiana University’s Big Red 200 supercomputing facility.</w:t>
+      </w:r>
+    </w:p>
     <w:bookmarkEnd w:id="83"/>
-    <w:bookmarkStart w:id="84" w:name="funding"/>
+    <w:bookmarkStart w:id="84" w:name="conflict-of-interest"/>
     <w:p>
       <w:pPr>
         <w:pStyle w:val="Heading1"/>
       </w:pPr>
       <w:r>
-        <w:t xml:space="preserve">Funding</w:t>
+        <w:t xml:space="preserve">Conflict of Interest</w:t>
       </w:r>
     </w:p>
     <w:p>
@@ -10126,17 +10075,17 @@
         <w:pStyle w:val="FirstParagraph"/>
       </w:pPr>
       <w:r>
-        <w:t xml:space="preserve">This research received no external funding. Computational resources were provided by Indiana University’s Big Red 200 supercomputing facility.</w:t>
+        <w:t xml:space="preserve">There is no conflict of interest.</w:t>
       </w:r>
     </w:p>
     <w:bookmarkEnd w:id="84"/>
-    <w:bookmarkStart w:id="85" w:name="conflict-of-interest"/>
+    <w:bookmarkStart w:id="87" w:name="data-availability-statement"/>
     <w:p>
       <w:pPr>
         <w:pStyle w:val="Heading1"/>
       </w:pPr>
       <w:r>
-        <w:t xml:space="preserve">Conflict of Interest</w:t>
+        <w:t xml:space="preserve">Data Availability Statement</w:t>
       </w:r>
     </w:p>
     <w:p>
@@ -10144,30 +10093,12 @@
         <w:pStyle w:val="FirstParagraph"/>
       </w:pPr>
       <w:r>
-        <w:t xml:space="preserve">There is no conflict of interest.</w:t>
-      </w:r>
-    </w:p>
-    <w:bookmarkEnd w:id="85"/>
-    <w:bookmarkStart w:id="88" w:name="data-availability-statement"/>
-    <w:p>
-      <w:pPr>
-        <w:pStyle w:val="Heading1"/>
-      </w:pPr>
-      <w:r>
-        <w:t xml:space="preserve">Data Availability Statement</w:t>
-      </w:r>
-    </w:p>
-    <w:p>
-      <w:pPr>
-        <w:pStyle w:val="FirstParagraph"/>
-      </w:pPr>
-      <w:r>
         <w:t xml:space="preserve">All data supporting this study are publicly available: the trained adapter weights and tokeniser files at</w:t>
       </w:r>
       <w:r>
         <w:t xml:space="preserve"> </w:t>
       </w:r>
-      <w:hyperlink r:id="rId86">
+      <w:hyperlink r:id="rId85">
         <w:r>
           <w:rPr>
             <w:rStyle w:val="Hyperlink"/>
@@ -10190,7 +10121,7 @@
       <w:r>
         <w:t xml:space="preserve"> </w:t>
       </w:r>
-      <w:hyperlink r:id="rId87">
+      <w:hyperlink r:id="rId86">
         <w:r>
           <w:rPr>
             <w:rStyle w:val="Hyperlink"/>
@@ -10202,14 +10133,32 @@
         <w:t xml:space="preserve">. The underlying corpora (FinGPT/fingpt-sentiment-train, Financial PhraseBank, FiQA-SA, Twitter Financial News Sentiment) are public datasets available from their original distributors.</w:t>
       </w:r>
     </w:p>
+    <w:bookmarkEnd w:id="87"/>
+    <w:bookmarkStart w:id="88" w:name="supporting-information"/>
+    <w:p>
+      <w:pPr>
+        <w:pStyle w:val="Heading1"/>
+      </w:pPr>
+      <w:r>
+        <w:t xml:space="preserve">Supporting Information</w:t>
+      </w:r>
+    </w:p>
+    <w:p>
+      <w:pPr>
+        <w:pStyle w:val="FirstParagraph"/>
+      </w:pPr>
+      <w:r>
+        <w:t xml:space="preserve">Inference scripts and the Gradio GUI are included in the repositories listed in the Data Availability Statement.</w:t>
+      </w:r>
+    </w:p>
     <w:bookmarkEnd w:id="88"/>
-    <w:bookmarkStart w:id="89" w:name="supporting-information"/>
+    <w:bookmarkStart w:id="89" w:name="X84bd28f7d86c5fad6ee6f7afc2974281f53ad5c"/>
     <w:p>
       <w:pPr>
         <w:pStyle w:val="Heading1"/>
       </w:pPr>
       <w:r>
-        <w:t xml:space="preserve">Supporting Information</w:t>
+        <w:t xml:space="preserve">Use of Artificial Intelligence (AI)-Assisted Technology for Manuscript Preparation</w:t>
       </w:r>
     </w:p>
     <w:p>
@@ -10217,29 +10166,11 @@
         <w:pStyle w:val="FirstParagraph"/>
       </w:pPr>
       <w:r>
-        <w:t xml:space="preserve">Inference scripts and the Gradio GUI are included in the repositories listed in the Data Availability Statement.</w:t>
+        <w:t xml:space="preserve">The authors used AI-assisted tools to support manuscript preparation: a large-language-model assistant aided in drafting and copy-editing prose, in auditing the released code against the manuscript, and in implementing the data-contamination and evaluation scripts released with this revision. All experimental results, the contamination measurements, and all scientific claims were verified by the authors, who take full responsibility for the content. No figures or data were fabricated or manipulated using AI.</w:t>
       </w:r>
     </w:p>
     <w:bookmarkEnd w:id="89"/>
-    <w:bookmarkStart w:id="90" w:name="X84bd28f7d86c5fad6ee6f7afc2974281f53ad5c"/>
-    <w:p>
-      <w:pPr>
-        <w:pStyle w:val="Heading1"/>
-      </w:pPr>
-      <w:r>
-        <w:t xml:space="preserve">Use of Artificial Intelligence (AI)-Assisted Technology for Manuscript Preparation</w:t>
-      </w:r>
-    </w:p>
-    <w:p>
-      <w:pPr>
-        <w:pStyle w:val="FirstParagraph"/>
-      </w:pPr>
-      <w:r>
-        <w:t xml:space="preserve">The authors used AI-assisted tools to support manuscript preparation: a large-language-model assistant aided in drafting and copy-editing prose, in auditing the released code against the manuscript, and in implementing the data-contamination and evaluation scripts released with this revision. All experimental results, the contamination measurements, and all scientific claims were verified by the authors, who take full responsibility for the content. No figures or data were fabricated or manipulated using AI.</w:t>
-      </w:r>
-    </w:p>
-    <w:bookmarkEnd w:id="90"/>
-    <w:bookmarkStart w:id="92" w:name="app:stats"/>
+    <w:bookmarkStart w:id="91" w:name="app:stats"/>
     <w:p>
       <w:pPr>
         <w:pStyle w:val="Heading1"/>
@@ -10440,7 +10371,7 @@
         <w:t xml:space="preserve">do.</w:t>
       </w:r>
     </w:p>
-    <w:bookmarkStart w:id="91" w:name="tab:full-stats"/>
+    <w:bookmarkStart w:id="90" w:name="tab:full-stats"/>
     <w:p>
       <w:pPr>
         <w:pStyle w:val="TableCaption"/>
@@ -13902,9 +13833,9 @@
         </w:tc>
       </w:tr>
     </w:tbl>
+    <w:bookmarkEnd w:id="90"/>
     <w:bookmarkEnd w:id="91"/>
-    <w:bookmarkEnd w:id="92"/>
-    <w:bookmarkStart w:id="111" w:name="app:corrections"/>
+    <w:bookmarkStart w:id="110" w:name="app:corrections"/>
     <w:p>
       <w:pPr>
         <w:pStyle w:val="Heading1"/>
@@ -13935,7 +13866,7 @@
         <w:t xml:space="preserve">consolidates every substantive correction made during revision; the full point-by-point account is in the Response to Reviewers and the repository changelog.</w:t>
       </w:r>
     </w:p>
-    <w:bookmarkStart w:id="93" w:name="tab:corrections"/>
+    <w:bookmarkStart w:id="92" w:name="tab:corrections"/>
     <w:p>
       <w:pPr>
         <w:pStyle w:val="TableCaption"/>
@@ -14578,7 +14509,7 @@
         </w:tc>
       </w:tr>
     </w:tbl>
-    <w:bookmarkEnd w:id="93"/>
+    <w:bookmarkEnd w:id="92"/>
     <w:p>
       <w:pPr>
         <w:pStyle w:val="BodyText"/>
@@ -14613,7 +14544,7 @@
       <w:r>
         <w:t xml:space="preserve"> </w:t>
       </w:r>
-      <w:hyperlink r:id="rId94">
+      <w:hyperlink r:id="rId93">
         <w:r>
           <w:rPr>
             <w:rStyle w:val="Hyperlink"/>
@@ -14632,7 +14563,7 @@
       <w:r>
         <w:t xml:space="preserve"> </w:t>
       </w:r>
-      <w:hyperlink r:id="rId95">
+      <w:hyperlink r:id="rId94">
         <w:r>
           <w:rPr>
             <w:rStyle w:val="Hyperlink"/>
@@ -14651,7 +14582,7 @@
       <w:r>
         <w:t xml:space="preserve"> </w:t>
       </w:r>
-      <w:hyperlink r:id="rId96">
+      <w:hyperlink r:id="rId95">
         <w:r>
           <w:rPr>
             <w:rStyle w:val="Hyperlink"/>
@@ -14670,7 +14601,7 @@
       <w:r>
         <w:t xml:space="preserve"> </w:t>
       </w:r>
-      <w:hyperlink r:id="rId97">
+      <w:hyperlink r:id="rId96">
         <w:r>
           <w:rPr>
             <w:rStyle w:val="Hyperlink"/>
@@ -14689,7 +14620,7 @@
       <w:r>
         <w:t xml:space="preserve"> </w:t>
       </w:r>
-      <w:hyperlink r:id="rId98">
+      <w:hyperlink r:id="rId97">
         <w:r>
           <w:rPr>
             <w:rStyle w:val="Hyperlink"/>
@@ -14708,7 +14639,7 @@
       <w:r>
         <w:t xml:space="preserve"> </w:t>
       </w:r>
-      <w:hyperlink r:id="rId99">
+      <w:hyperlink r:id="rId98">
         <w:r>
           <w:rPr>
             <w:rStyle w:val="Hyperlink"/>
@@ -14727,7 +14658,7 @@
       <w:r>
         <w:t xml:space="preserve"> </w:t>
       </w:r>
-      <w:hyperlink r:id="rId100">
+      <w:hyperlink r:id="rId99">
         <w:r>
           <w:rPr>
             <w:rStyle w:val="Hyperlink"/>
@@ -14746,7 +14677,7 @@
       <w:r>
         <w:t xml:space="preserve"> </w:t>
       </w:r>
-      <w:hyperlink r:id="rId101">
+      <w:hyperlink r:id="rId100">
         <w:r>
           <w:rPr>
             <w:rStyle w:val="Hyperlink"/>
@@ -14765,7 +14696,7 @@
       <w:r>
         <w:t xml:space="preserve"> </w:t>
       </w:r>
-      <w:hyperlink r:id="rId102">
+      <w:hyperlink r:id="rId101">
         <w:r>
           <w:rPr>
             <w:rStyle w:val="Hyperlink"/>
@@ -14784,7 +14715,7 @@
       <w:r>
         <w:t xml:space="preserve"> </w:t>
       </w:r>
-      <w:hyperlink r:id="rId103">
+      <w:hyperlink r:id="rId102">
         <w:r>
           <w:rPr>
             <w:rStyle w:val="Hyperlink"/>
@@ -14803,7 +14734,7 @@
       <w:r>
         <w:t xml:space="preserve"> </w:t>
       </w:r>
-      <w:hyperlink r:id="rId104">
+      <w:hyperlink r:id="rId103">
         <w:r>
           <w:rPr>
             <w:rStyle w:val="Hyperlink"/>
@@ -14822,7 +14753,7 @@
       <w:r>
         <w:t xml:space="preserve"> </w:t>
       </w:r>
-      <w:hyperlink r:id="rId105">
+      <w:hyperlink r:id="rId104">
         <w:r>
           <w:rPr>
             <w:rStyle w:val="Hyperlink"/>
@@ -14841,7 +14772,7 @@
       <w:r>
         <w:t xml:space="preserve"> </w:t>
       </w:r>
-      <w:hyperlink r:id="rId106">
+      <w:hyperlink r:id="rId105">
         <w:r>
           <w:rPr>
             <w:rStyle w:val="Hyperlink"/>
@@ -14860,7 +14791,7 @@
       <w:r>
         <w:t xml:space="preserve"> </w:t>
       </w:r>
-      <w:hyperlink r:id="rId107">
+      <w:hyperlink r:id="rId106">
         <w:r>
           <w:rPr>
             <w:rStyle w:val="Hyperlink"/>
@@ -14879,7 +14810,7 @@
       <w:r>
         <w:t xml:space="preserve"> </w:t>
       </w:r>
-      <w:hyperlink r:id="rId108">
+      <w:hyperlink r:id="rId107">
         <w:r>
           <w:rPr>
             <w:rStyle w:val="Hyperlink"/>
@@ -14898,7 +14829,7 @@
       <w:r>
         <w:t xml:space="preserve"> </w:t>
       </w:r>
-      <w:hyperlink r:id="rId109">
+      <w:hyperlink r:id="rId108">
         <w:r>
           <w:rPr>
             <w:rStyle w:val="Hyperlink"/>
@@ -14955,7 +14886,7 @@
       <w:r>
         <w:t xml:space="preserve"> </w:t>
       </w:r>
-      <w:hyperlink r:id="rId110">
+      <w:hyperlink r:id="rId109">
         <w:r>
           <w:rPr>
             <w:rStyle w:val="Hyperlink"/>
@@ -14972,7 +14903,7 @@
         <w:t xml:space="preserve">© The Authors 2026</w:t>
       </w:r>
     </w:p>
-    <w:bookmarkEnd w:id="111"/>
+    <w:bookmarkEnd w:id="110"/>
     <w:sectPr>
       <w:footnotePr>
         <w:numRestart w:val="eachSect"/>
@@ -15002,7 +14933,7 @@
       </w:r>
     </w:p>
   </w:footnote>
-  <w:footnote w:id="19">
+  <w:footnote w:id="16">
     <w:p>
       <w:pPr>
         <w:pStyle w:val="FootnoteText"/>
@@ -15022,7 +14953,7 @@
       <w:r>
         <w:t xml:space="preserve"> </w:t>
       </w:r>
-      <w:hyperlink r:id="rId20">
+      <w:hyperlink r:id="rId17">
         <w:r>
           <w:rPr>
             <w:rStyle w:val="Hyperlink"/>
@@ -15032,7 +14963,7 @@
       </w:hyperlink>
     </w:p>
   </w:footnote>
-  <w:footnote w:id="30">
+  <w:footnote w:id="27">
     <w:p>
       <w:pPr>
         <w:pStyle w:val="FootnoteText"/>

--- a/JICTASA-2026-018-Finistral_AI_Revised.docx
+++ b/JICTASA-2026-018-Finistral_AI_Revised.docx
@@ -8247,7 +8247,7 @@
       <w:r>
         <w:drawing>
           <wp:inline>
-            <wp:extent cx="5334000" cy="1514592"/>
+            <wp:extent cx="5334000" cy="6691745"/>
             <wp:effectExtent b="0" l="0" r="0" t="0"/>
             <wp:docPr descr="" title="" id="54" name="Picture"/>
             <a:graphic>
@@ -8268,7 +8268,7 @@
                   <pic:spPr bwMode="auto">
                     <a:xfrm>
                       <a:off x="0" y="0"/>
-                      <a:ext cx="5334000" cy="1514592"/>
+                      <a:ext cx="5334000" cy="6691745"/>
                     </a:xfrm>
                     <a:prstGeom prst="rect">
                       <a:avLst/>
@@ -8347,7 +8347,7 @@
       <w:r>
         <w:drawing>
           <wp:inline>
-            <wp:extent cx="5334000" cy="1514592"/>
+            <wp:extent cx="5334000" cy="6691745"/>
             <wp:effectExtent b="0" l="0" r="0" t="0"/>
             <wp:docPr descr="" title="" id="58" name="Picture"/>
             <a:graphic>
@@ -8368,7 +8368,7 @@
                   <pic:spPr bwMode="auto">
                     <a:xfrm>
                       <a:off x="0" y="0"/>
-                      <a:ext cx="5334000" cy="1514592"/>
+                      <a:ext cx="5334000" cy="6691745"/>
                     </a:xfrm>
                     <a:prstGeom prst="rect">
                       <a:avLst/>
@@ -8510,14 +8510,14 @@
       <w:r>
         <w:drawing>
           <wp:inline>
-            <wp:extent cx="5334000" cy="4909074"/>
+            <wp:extent cx="5334000" cy="8567393"/>
             <wp:effectExtent b="0" l="0" r="0" t="0"/>
             <wp:docPr descr="" title="" id="66" name="Picture"/>
             <a:graphic>
               <a:graphicData uri="http://schemas.openxmlformats.org/drawingml/2006/picture">
                 <pic:pic>
                   <pic:nvPicPr>
-                    <pic:cNvPr descr="figures_corrected/confusion_matrix_grid_normalized.png" id="67" name="Picture"/>
+                    <pic:cNvPr descr="figures_corrected/confusion_matrix_grid_normalized_page.png" id="67" name="Picture"/>
                     <pic:cNvPicPr>
                       <a:picLocks noChangeArrowheads="1" noChangeAspect="1"/>
                     </pic:cNvPicPr>
@@ -8531,7 +8531,7 @@
                   <pic:spPr bwMode="auto">
                     <a:xfrm>
                       <a:off x="0" y="0"/>
-                      <a:ext cx="5334000" cy="4909074"/>
+                      <a:ext cx="5334000" cy="8567393"/>
                     </a:xfrm>
                     <a:prstGeom prst="rect">
                       <a:avLst/>

--- a/JICTASA-2026-018-Finistral_AI_Revised.docx
+++ b/JICTASA-2026-018-Finistral_AI_Revised.docx
@@ -8347,14 +8347,14 @@
       <w:r>
         <w:drawing>
           <wp:inline>
-            <wp:extent cx="5334000" cy="6691745"/>
+            <wp:extent cx="5334000" cy="1838927"/>
             <wp:effectExtent b="0" l="0" r="0" t="0"/>
             <wp:docPr descr="" title="" id="58" name="Picture"/>
             <a:graphic>
               <a:graphicData uri="http://schemas.openxmlformats.org/drawingml/2006/picture">
                 <pic:pic>
                   <pic:nvPicPr>
-                    <pic:cNvPr descr="figures/image4_corrected.png" id="59" name="Picture"/>
+                    <pic:cNvPr descr="figures/dotplot_comparison.png" id="59" name="Picture"/>
                     <pic:cNvPicPr>
                       <a:picLocks noChangeArrowheads="1" noChangeAspect="1"/>
                     </pic:cNvPicPr>
@@ -8368,7 +8368,7 @@
                   <pic:spPr bwMode="auto">
                     <a:xfrm>
                       <a:off x="0" y="0"/>
-                      <a:ext cx="5334000" cy="6691745"/>
+                      <a:ext cx="5334000" cy="1838927"/>
                     </a:xfrm>
                     <a:prstGeom prst="rect">
                       <a:avLst/>
@@ -8392,7 +8392,7 @@
         <w:pStyle w:val="ImageCaption"/>
       </w:pPr>
       <w:r>
-        <w:t xml:space="preserve">Corrected comparison (exact-match-decontaminated sets) of Finistral-7B-LoRA against all FinGPT adapter baselines and FinBERT, per evaluation set. Missing bars indicate accuracy/F1 near zero (the unparseable-dominated zero-shot backbone is omitted; see Table </w:t>
+        <w:t xml:space="preserve">Corrected accuracy of Finistral-7B-LoRA against all FinGPT adapter baselines and FinBERT on the exact-match-decontaminated sets, with 95 % Wilson confidence intervals. Axes are zoomed per panel to resolve small differences; because value is encoded by position rather than bar length, the non-zero origin introduces no visual exaggeration. Overlapping intervals indicate differences that are not statistically distinguishable — note the overlap with FinGPT-mt-Llama2 on FPB-560, FinGPT-Falcon on FiQA-SA, and FinGPT-Llama-3 on TFNS, matching the McNemar results in Appendix A. Weighted and macro F1 for every model are given in Table </w:t>
       </w:r>
       <w:hyperlink w:anchor="tab:corrected-results">
         <w:r>
@@ -8403,7 +8403,21 @@
         </w:r>
       </w:hyperlink>
       <w:r>
-        <w:t xml:space="preserve">).</w:t>
+        <w:t xml:space="preserve"> </w:t>
+      </w:r>
+      <w:r>
+        <w:t xml:space="preserve">and Appendix A; the unparseable-dominated zero-shot backbone is omitted here and shown in Figure </w:t>
+      </w:r>
+      <w:hyperlink w:anchor="fig:bar-comparison">
+        <w:r>
+          <w:rPr>
+            <w:rStyle w:val="Hyperlink"/>
+          </w:rPr>
+          <w:t xml:space="preserve">3</w:t>
+        </w:r>
+      </w:hyperlink>
+      <w:r>
+        <w:t xml:space="preserve">.</w:t>
       </w:r>
     </w:p>
     <w:bookmarkEnd w:id="60"/>

--- a/JICTASA-2026-018-Finistral_AI_Revised.docx
+++ b/JICTASA-2026-018-Finistral_AI_Revised.docx
@@ -8347,7 +8347,7 @@
       <w:r>
         <w:drawing>
           <wp:inline>
-            <wp:extent cx="5334000" cy="1838927"/>
+            <wp:extent cx="5334000" cy="3808290"/>
             <wp:effectExtent b="0" l="0" r="0" t="0"/>
             <wp:docPr descr="" title="" id="58" name="Picture"/>
             <a:graphic>
@@ -8368,7 +8368,7 @@
                   <pic:spPr bwMode="auto">
                     <a:xfrm>
                       <a:off x="0" y="0"/>
-                      <a:ext cx="5334000" cy="1838927"/>
+                      <a:ext cx="5334000" cy="3808290"/>
                     </a:xfrm>
                     <a:prstGeom prst="rect">
                       <a:avLst/>
@@ -8429,7 +8429,7 @@
       <w:r>
         <w:drawing>
           <wp:inline>
-            <wp:extent cx="3840480" cy="3151799"/>
+            <wp:extent cx="2773680" cy="2276299"/>
             <wp:effectExtent b="0" l="0" r="0" t="0"/>
             <wp:docPr descr="" title="" id="62" name="Picture"/>
             <a:graphic>
@@ -8450,7 +8450,7 @@
                   <pic:spPr bwMode="auto">
                     <a:xfrm>
                       <a:off x="0" y="0"/>
-                      <a:ext cx="3840480" cy="3151799"/>
+                      <a:ext cx="2773680" cy="2276299"/>
                     </a:xfrm>
                     <a:prstGeom prst="rect">
                       <a:avLst/>

--- a/JICTASA-2026-018-Finistral_AI_Revised.docx
+++ b/JICTASA-2026-018-Finistral_AI_Revised.docx
@@ -8347,7 +8347,7 @@
       <w:r>
         <w:drawing>
           <wp:inline>
-            <wp:extent cx="5334000" cy="3808290"/>
+            <wp:extent cx="5334000" cy="3805089"/>
             <wp:effectExtent b="0" l="0" r="0" t="0"/>
             <wp:docPr descr="" title="" id="58" name="Picture"/>
             <a:graphic>
@@ -8368,7 +8368,7 @@
                   <pic:spPr bwMode="auto">
                     <a:xfrm>
                       <a:off x="0" y="0"/>
-                      <a:ext cx="5334000" cy="3808290"/>
+                      <a:ext cx="5334000" cy="3805089"/>
                     </a:xfrm>
                     <a:prstGeom prst="rect">
                       <a:avLst/>
@@ -8392,21 +8392,7 @@
         <w:pStyle w:val="ImageCaption"/>
       </w:pPr>
       <w:r>
-        <w:t xml:space="preserve">Corrected accuracy of Finistral-7B-LoRA against all FinGPT adapter baselines and FinBERT on the exact-match-decontaminated sets, with 95 % Wilson confidence intervals. Axes are zoomed per panel to resolve small differences; because value is encoded by position rather than bar length, the non-zero origin introduces no visual exaggeration. Overlapping intervals indicate differences that are not statistically distinguishable — note the overlap with FinGPT-mt-Llama2 on FPB-560, FinGPT-Falcon on FiQA-SA, and FinGPT-Llama-3 on TFNS, matching the McNemar results in Appendix A. Weighted and macro F1 for every model are given in Table </w:t>
-      </w:r>
-      <w:hyperlink w:anchor="tab:corrected-results">
-        <w:r>
-          <w:rPr>
-            <w:rStyle w:val="Hyperlink"/>
-          </w:rPr>
-          <w:t xml:space="preserve">8</w:t>
-        </w:r>
-      </w:hyperlink>
-      <w:r>
-        <w:t xml:space="preserve"> </w:t>
-      </w:r>
-      <w:r>
-        <w:t xml:space="preserve">and Appendix A; the unparseable-dominated zero-shot backbone is omitted here and shown in Figure </w:t>
+        <w:t xml:space="preserve">Corrected accuracy (filled circles, with 95 % Wilson confidence intervals) and weighted F1 (open diamonds) for Finistral-7B-LoRA against all FinGPT adapter baselines and FinBERT on the exact-match-decontaminated sets; numeric labels give accuracy / weighted F1. Axes are zoomed per panel to resolve small differences; because value is encoded by position rather than bar length, the non-zero origin introduces no visual exaggeration. Overlapping accuracy intervals indicate differences that are not statistically distinguishable — note the overlap with FinGPT-mt-Llama2 on FPB-560, FinGPT-Falcon on FiQA-SA, and FinGPT-Llama-3 on TFNS, matching the McNemar results in Appendix A. The two metrics do not always agree: on TFNS, FinGPT-Llama-3 attains a higher weighted F1 (0.821) than Finistral (0.796) despite lower accuracy, and on FiQA-SA FinGPT-Falcon leads on macro F1 (Appendix A). The unparseable-dominated zero-shot backbone is omitted here and shown in Figure </w:t>
       </w:r>
       <w:hyperlink w:anchor="fig:bar-comparison">
         <w:r>

--- a/JICTASA-2026-018-Finistral_AI_Revised.docx
+++ b/JICTASA-2026-018-Finistral_AI_Revised.docx
@@ -178,7 +178,7 @@
         <w:t xml:space="preserve"> </w:t>
       </w:r>
       <w:r>
-        <w:t xml:space="preserve">split the adapter shows an apparent 99.56 % accuracy — but our own data-overlap audit reveals that 75.2 % of those evaluation sentences appear</w:t>
+        <w:t xml:space="preserve">split the adapter shows an apparent 99.56 % accuracy, but our own data-overlap audit reveals that 75.2 % of those evaluation sentences appear</w:t>
       </w:r>
       <w:r>
         <w:t xml:space="preserve"> </w:t>
@@ -191,7 +191,7 @@
         <w:t xml:space="preserve">verbatim</w:t>
       </w:r>
       <w:r>
-        <w:t xml:space="preserve">, with identical gold labels, inside the training corpus, so that figure reflects memorisation rather than generalisation and is retained only as a contamination diagnostic. The paper’s primary evidence is instead a corrected, exact-match-decontaminated evaluation: on the 560-sentence decontaminated Financial PhraseBank remainder Finistral attains 98.9 % accuracy, on FiQA-SA 87.7 % accuracy / 0.883 weighted F1, and on Twitter Financial News Sentiment 78.9 % accuracy / 0.796 weighted F1 — statistically indistinguishable from the strongest FinGPT-class adapter on each dataset and significantly ahead of FinBERT off-distribution, with all comparisons carrying per-example significance tests. Our main contributions are (i) an efficient, fully reproducible single-node LoRA recipe for financial sentiment whose adapter runs inference on a single GPU, and (ii) a cautionary evaluation/contamination case study quantifying how corpus overlap and evaluation-harness defects can simultaneously inflate a model and deflate its baselines in the financial-NLP literature. The released adapter (Ayansk11/Finistral-7B_lora on Hugging Face), decontamination and evaluation scripts, and frozen evaluation sets make every reported evaluation number independently reproducible.</w:t>
+        <w:t xml:space="preserve">, with identical gold labels, inside the training corpus, so that figure reflects memorisation rather than generalisation and is retained only as a contamination diagnostic. The paper’s primary evidence is instead a corrected, exact-match-decontaminated evaluation: on the 560-sentence decontaminated Financial PhraseBank remainder Finistral attains 98.9 % accuracy, on FiQA-SA 87.7 % accuracy / 0.883 weighted F1, and on Twitter Financial News Sentiment 78.9 % accuracy / 0.796 weighted F1. These figures are statistically indistinguishable from the strongest FinGPT-class adapter on each dataset and significantly ahead of FinBERT off-distribution, with all comparisons carrying per-example significance tests. Our main contributions are (i) an efficient, fully reproducible single-node LoRA recipe for financial sentiment whose adapter runs inference on a single GPU, and (ii) a cautionary evaluation/contamination case study quantifying how corpus overlap and evaluation-harness defects can simultaneously inflate a model and deflate its baselines in the financial-NLP literature. The released adapter (Ayansk11/Finistral-7B_lora on Hugging Face), decontamination and evaluation scripts, and frozen evaluation sets make every reported evaluation number independently reproducible.</w:t>
       </w:r>
     </w:p>
     <w:p>
@@ -271,7 +271,7 @@
         <w:pStyle w:val="ImageCaption"/>
       </w:pPr>
       <w:r>
-        <w:t xml:space="preserve">Left: 75.2 % of the Financial PhraseBank evaluation set appears verbatim, with identical gold labels, in the fine-tuning corpus — the originally claimed 99.56 % accuracy reflects memorisation. Right: the corrected evaluation on the exact-match-decontaminated remainder and two external datasets, with per-example significance tests (Section </w:t>
+        <w:t xml:space="preserve">Left: 75.2 % of the Financial PhraseBank evaluation set appears verbatim, with identical gold labels, in the fine-tuning corpus, so the originally claimed 99.56 % accuracy reflects memorisation. Right: the corrected evaluation on the exact-match-decontaminated remainder and two external datasets, with per-example significance tests (Section </w:t>
       </w:r>
       <w:hyperlink w:anchor="sec:contamination">
         <w:r>
@@ -815,7 +815,7 @@
         <w:t xml:space="preserve"> </w:t>
       </w:r>
       <w:r>
-        <w:t xml:space="preserve">benchmarks LoRA variants specifically on financial datasets, demonstrating that low-rank adaptation yields substantial gains over base models at modest fine-tuning cost — well suited to domain-adapting financial LLMs on academic budgets. Zhang et al. </w:t>
+        <w:t xml:space="preserve">benchmarks LoRA variants specifically on financial datasets, demonstrating that low-rank adaptation yields substantial gains over base models at modest fine-tuning cost, which suits domain-adapting financial LLMs on academic budgets. Zhang et al. </w:t>
       </w:r>
       <w:r>
         <w:t xml:space="preserve"> </w:t>
@@ -850,7 +850,7 @@
         <w:t xml:space="preserve"> </w:t>
       </w:r>
       <w:r>
-        <w:t xml:space="preserve">, whose shared tasks span multilingual financial-text analysis. Under correctly matched inference procedures, the FinGPT adapters are competitive with — and can exceed — specialised encoders like FinBERT on Financial PhraseBank, a picture our corrected evaluation confirms (Table </w:t>
+        <w:t xml:space="preserve">, whose shared tasks span multilingual financial-text analysis. Under correctly matched inference procedures, the FinGPT adapters are competitive with, and can exceed, specialised encoders like FinBERT on Financial PhraseBank, a picture our corrected evaluation confirms (Table </w:t>
       </w:r>
       <w:hyperlink w:anchor="tab:corrected-results">
         <w:r>
@@ -879,7 +879,7 @@
         <w:t xml:space="preserve"> </w:t>
       </w:r>
       <w:r>
-        <w:t xml:space="preserve">apply reinforcement learning to elicit step-by-step financial reasoning. These efforts make contamination-aware, multi-dataset evaluation — the focus of our revised protocol — increasingly central to credible financial-LLM research.</w:t>
+        <w:t xml:space="preserve">apply reinforcement learning to elicit step-by-step financial reasoning. These efforts make contamination-aware, multi-dataset evaluation, the focus of our revised protocol, increasingly central to credible financial-LLM research.</w:t>
       </w:r>
     </w:p>
     <w:p>
@@ -904,7 +904,7 @@
         <w:pStyle w:val="BodyText"/>
       </w:pPr>
       <w:r>
-        <w:t xml:space="preserve">Our work situates itself at this intersection: we leverage the Mistral-7B backbone and the FinGPT sentiment corpus and apply LoRA for parameter-efficient adaptation. Crucially, we also draw on the emerging literature on benchmark data contamination</w:t>
+        <w:t xml:space="preserve">Our work sits at this intersection: we take the Mistral-7B backbone and the FinGPT sentiment corpus and apply LoRA for parameter-efficient adaptation. We also draw on the emerging literature on benchmark data contamination</w:t>
       </w:r>
       <w:r>
         <w:t xml:space="preserve"> </w:t>
@@ -1095,7 +1095,7 @@
         <w:pStyle w:val="TableCaption"/>
       </w:pPr>
       <w:r>
-        <w:t xml:space="preserve">Train–Test Split</w:t>
+        <w:t xml:space="preserve">Training and validation split</w:t>
       </w:r>
     </w:p>
     <w:tbl>
@@ -1103,7 +1103,7 @@
         <w:tblStyle w:val="Table"/>
         <w:tblW w:type="auto" w:w="0"/>
         <w:tblLook w:firstRow="1" w:lastRow="0" w:firstColumn="0" w:lastColumn="0" w:noHBand="0" w:noVBand="0" w:val="0020"/>
-        <w:tblCaption w:val="Train–Test Split"/>
+        <w:tblCaption w:val="Training and validation split"/>
       </w:tblPr>
       <w:tblGrid>
         <w:gridCol w:w="2640"/>
@@ -1339,10 +1339,7 @@
         <w:t xml:space="preserve">Pipeline Cleaning</w:t>
       </w:r>
       <w:r>
-        <w:t xml:space="preserve"> </w:t>
-      </w:r>
-      <w:r>
-        <w:t xml:space="preserve">– Unicode-normalise, remove HTML artefacts, collapse whitespace.</w:t>
+        <w:t xml:space="preserve">: Unicode-normalise, remove HTML artefacts, collapse whitespace.</w:t>
       </w:r>
     </w:p>
     <w:p>
@@ -2124,7 +2121,7 @@
         <w:t xml:space="preserve"> </w:t>
       </w:r>
       <w:r>
-        <w:t xml:space="preserve">linear projections of every transformer block — the four attention projections (</w:t>
+        <w:t xml:space="preserve">linear projections of every transformer block: the four attention projections (</w:t>
       </w:r>
       <w:r>
         <w:rPr>
@@ -2202,7 +2199,7 @@
         <w:t xml:space="preserve">down_proj</w:t>
       </w:r>
       <w:r>
-        <w:t xml:space="preserve">) — while leaving all backbone weights frozen. This is the configuration recorded in the released adapter’s</w:t>
+        <w:t xml:space="preserve">), while leaving all backbone weights frozen. This is the configuration recorded in the released adapter’s</w:t>
       </w:r>
       <w:r>
         <w:t xml:space="preserve"> </w:t>
@@ -2957,10 +2954,7 @@
         </m:r>
       </m:oMath>
       <w:r>
-        <w:t xml:space="preserve"> </w:t>
-      </w:r>
-      <w:r>
-        <w:t xml:space="preserve">— a total of</w:t>
+        <w:t xml:space="preserve">, for a total of</w:t>
       </w:r>
       <w:r>
         <w:t xml:space="preserve"> </w:t>
@@ -3777,7 +3771,7 @@
         <w:pStyle w:val="TableCaption"/>
       </w:pPr>
       <w:r>
-        <w:t xml:space="preserve">Training Result – Validation-loss Trajectory (best at epoch 2)</w:t>
+        <w:t xml:space="preserve">Training result: validation-loss trajectory (best at epoch 2)</w:t>
       </w:r>
     </w:p>
     <w:tbl>
@@ -3785,7 +3779,7 @@
         <w:tblStyle w:val="Table"/>
         <w:tblW w:type="auto" w:w="0"/>
         <w:tblLook w:firstRow="1" w:lastRow="0" w:firstColumn="0" w:lastColumn="0" w:noHBand="0" w:noVBand="0" w:val="0020"/>
-        <w:tblCaption w:val="Training Result – Validation-loss Trajectory (best at epoch 2)"/>
+        <w:tblCaption w:val="Training result: validation-loss trajectory (best at epoch 2)"/>
       </w:tblPr>
       <w:tblGrid>
         <w:gridCol w:w="1980"/>
@@ -4379,7 +4373,7 @@
         <w:t xml:space="preserve"> </w:t>
       </w:r>
       <w:r>
-        <w:t xml:space="preserve">collision, and a neutral-defaulting parser were applied uniformly to every model — defects that drove several baselines below their majority-class floor (Section </w:t>
+        <w:t xml:space="preserve">collision, and a neutral-defaulting parser were applied uniformly to every model. These defects drove several baselines below their majority-class floor (Section </w:t>
       </w:r>
       <w:hyperlink w:anchor="sec:contamination">
         <w:r>
@@ -4523,7 +4517,7 @@
               <w:jc w:val="center"/>
             </w:pPr>
             <w:r>
-              <w:t xml:space="preserve">—, base 7.24 B</w:t>
+              <w:t xml:space="preserve">n/a (base 7.24 B)</w:t>
             </w:r>
           </w:p>
         </w:tc>
@@ -5185,7 +5179,7 @@
         <w:t xml:space="preserve"> </w:t>
       </w:r>
       <w:r>
-        <w:t xml:space="preserve">numbers — Finistral evaluated on the 560-sentence decontaminated remainder and on external datasets, with all baselines re-run under their native inference procedures. The original</w:t>
+        <w:t xml:space="preserve">numbers: Finistral evaluated on the 560-sentence decontaminated remainder and on external datasets, with all baselines re-run under their native inference procedures. The original</w:t>
       </w:r>
       <w:r>
         <w:t xml:space="preserve"> </w:t>
@@ -5727,7 +5721,7 @@
         <w:t xml:space="preserve"> </w:t>
       </w:r>
       <w:r>
-        <w:t xml:space="preserve">marks the best value per column. Complete statistics — macro F1, unparseable rates, McNemar</w:t>
+        <w:t xml:space="preserve">marks the best value per column. Complete statistics (macro F1, unparseable rates, McNemar</w:t>
       </w:r>
       <w:r>
         <w:t xml:space="preserve"> </w:t>
@@ -5738,7 +5732,7 @@
         </m:r>
       </m:oMath>
       <w:r>
-        <w:t xml:space="preserve">-values, and bootstrap confidence intervals for every comparison — are in Appendix A; all comparisons are conditional on each model’s native prompt template (Section </w:t>
+        <w:t xml:space="preserve">-values, and bootstrap confidence intervals for every comparison) are in Appendix A; all comparisons are conditional on each model’s native prompt template (Section </w:t>
       </w:r>
       <w:hyperlink w:anchor="sec:contamination">
         <w:r>
@@ -5760,7 +5754,7 @@
         <w:tblStyle w:val="Table"/>
         <w:tblW w:type="auto" w:w="0"/>
         <w:tblLook w:firstRow="1" w:lastRow="0" w:firstColumn="0" w:lastColumn="0" w:noHBand="0" w:noVBand="0" w:val="0020"/>
-        <w:tblCaption w:val="Corrected results on the exact-match-decontaminated evaluation sets under the fixed harness (eval_harness_fixed.py + stats_report.py): the decontaminated 560-sentence FPB remainder, FiQA-SA (all splits pooled then row-wise decontaminated against the FinGPT corpus, n{=}235), and Twitter Financial News Sentiment (validation split, row-wise decontaminated, n{=}2{,}373). Decoding is greedy and deterministic (single pass; identical outputs across seeds by construction). Bold marks the best value per column. Complete statistics — macro F1, unparseable rates, McNemar p-values, and bootstrap confidence intervals for every comparison — are in Appendix A; all comparisons are conditional on each model’s native prompt template (Section 5.5 and the ablation show template choice alone can shift accuracy by 9–10 points)."/>
+        <w:tblCaption w:val="Corrected results on the exact-match-decontaminated evaluation sets under the fixed harness (eval_harness_fixed.py + stats_report.py): the decontaminated 560-sentence FPB remainder, FiQA-SA (all splits pooled then row-wise decontaminated against the FinGPT corpus, n{=}235), and Twitter Financial News Sentiment (validation split, row-wise decontaminated, n{=}2{,}373). Decoding is greedy and deterministic (single pass; identical outputs across seeds by construction). Bold marks the best value per column. Complete statistics (macro F1, unparseable rates, McNemar p-values, and bootstrap confidence intervals for every comparison) are in Appendix A; all comparisons are conditional on each model’s native prompt template (Section 5.5 and the ablation show template choice alone can shift accuracy by 9–10 points)."/>
       </w:tblPr>
       <w:tblGrid>
         <w:gridCol w:w="1131"/>
@@ -6607,7 +6601,7 @@
         <w:pStyle w:val="BodyText"/>
       </w:pPr>
       <w:r>
-        <w:t xml:space="preserve">On the contaminated split only ten of 2,264 samples are misclassified — a direct consequence of the model having seen three-quarters of the split during training. The genuine error profile is characterised on the decontaminated and external sets in Section </w:t>
+        <w:t xml:space="preserve">On the contaminated split only ten of 2,264 samples are misclassified, a direct consequence of the model having seen three-quarters of the split during training. The genuine error profile is characterised on the decontaminated and external sets in Section </w:t>
       </w:r>
       <w:hyperlink w:anchor="sec:contamination">
         <w:r>
@@ -6824,7 +6818,7 @@
         <w:t xml:space="preserve"> </w:t>
       </w:r>
       <w:r>
-        <w:t xml:space="preserve">We normalise both corpora (lowercasing, Unicode NFKC folding, punctuation stripping, whitespace collapse — essential because Financial PhraseBank uses spaced punctuation such as</w:t>
+        <w:t xml:space="preserve">We normalise both corpora (lowercasing, Unicode NFKC folding, punctuation stripping, whitespace collapse, which is essential because Financial PhraseBank uses spaced punctuation such as</w:t>
       </w:r>
       <w:r>
         <w:t xml:space="preserve"> </w:t>
@@ -7425,7 +7419,7 @@
         <w:t xml:space="preserve"> </w:t>
       </w:r>
       <w:r>
-        <w:t xml:space="preserve">sentence is answered by memorisation, Finistral’s FPB-560 accuracy changes by at most 3.9 points — near-duplicate leakage cannot account for the corrected results. We accordingly describe our sets as</w:t>
+        <w:t xml:space="preserve">sentence is answered by memorisation, Finistral’s FPB-560 accuracy changes by at most 3.9 points, so near-duplicate leakage cannot account for the corrected results. We accordingly describe our sets as</w:t>
       </w:r>
       <w:r>
         <w:t xml:space="preserve"> </w:t>
@@ -7879,7 +7873,7 @@
         </w:r>
       </w:hyperlink>
       <w:r>
-        <w:t xml:space="preserve">. On the decontaminated FPB remainder, Finistral attains 98.93 % accuracy with per-class F1 of 0.974 (negative), 0.993 (neutral), and 0.989 (positive) — but this is</w:t>
+        <w:t xml:space="preserve">. On the decontaminated FPB remainder, Finistral attains 98.93 % accuracy with per-class F1 of 0.974 (negative), 0.993 (neutral), and 0.989 (positive), but this is</w:t>
       </w:r>
       <w:r>
         <w:t xml:space="preserve"> </w:t>
@@ -8050,7 +8044,7 @@
         <w:t xml:space="preserve"> </w:t>
       </w:r>
       <w:r>
-        <w:t xml:space="preserve">FinGPT-Falcon (0.723), reflecting weakness on FiQA’s tiny neutral class (F1 0.276 on 12 examples) — Appendix A reports macro F1 for every comparison. On TFNS, Finistral (78.93 %) is statistically tied with the strongest baseline, FinGPT-Llama-3 (78.04 %,</w:t>
+        <w:t xml:space="preserve">FinGPT-Falcon (0.723), reflecting weakness on FiQA’s tiny neutral class (F1 0.276 on 12 examples). Appendix A reports macro F1 for every comparison. On TFNS, Finistral (78.93 %) is statistically tied with the strongest baseline, FinGPT-Llama-3 (78.04 %,</w:t>
       </w:r>
       <w:r>
         <w:t xml:space="preserve"> </w:t>
@@ -8149,7 +8143,7 @@
         </m:sSup>
       </m:oMath>
       <w:r>
-        <w:t xml:space="preserve">). The zero-shot Mistral-7B backbone emits almost no parseable label under strict parsing (99 % unparseable outputs): fine-tuning confers, at minimum, output-format compliance — and, given the fine-tuned models’ accuracy, task competence with it. All</w:t>
+        <w:t xml:space="preserve">). The zero-shot Mistral-7B backbone emits almost no parseable label under strict parsing (99 % unparseable outputs): fine-tuning confers, at minimum, output-format compliance and, given the fine-tuned models’ accuracy, task competence with it. All</w:t>
       </w:r>
       <w:r>
         <w:t xml:space="preserve"> </w:t>
@@ -8236,7 +8230,7 @@
         </m:r>
       </m:oMath>
       <w:r>
-        <w:t xml:space="preserve">). In sum: the corrected evaluation shows Finistral statistically indistinguishable from the best FinGPT-class adapter on each dataset, significantly better than several others, and clearly ahead of FinBERT off-distribution — not the categorical superiority the original submission asserted.</w:t>
+        <w:t xml:space="preserve">). In sum: the corrected evaluation shows Finistral statistically indistinguishable from the best FinGPT-class adapter on each dataset, significantly better than several others, and clearly ahead of FinBERT off-distribution, not the categorical superiority the original submission asserted.</w:t>
       </w:r>
     </w:p>
     <w:bookmarkStart w:id="56" w:name="fig:bar-comparison"/>
@@ -8392,7 +8386,7 @@
         <w:pStyle w:val="ImageCaption"/>
       </w:pPr>
       <w:r>
-        <w:t xml:space="preserve">Corrected accuracy (filled circles, with 95 % Wilson confidence intervals) and weighted F1 (open diamonds) for Finistral-7B-LoRA against all FinGPT adapter baselines and FinBERT on the exact-match-decontaminated sets; numeric labels give accuracy / weighted F1. Axes are zoomed per panel to resolve small differences; because value is encoded by position rather than bar length, the non-zero origin introduces no visual exaggeration. Overlapping accuracy intervals indicate differences that are not statistically distinguishable — note the overlap with FinGPT-mt-Llama2 on FPB-560, FinGPT-Falcon on FiQA-SA, and FinGPT-Llama-3 on TFNS, matching the McNemar results in Appendix A. The two metrics do not always agree: on TFNS, FinGPT-Llama-3 attains a higher weighted F1 (0.821) than Finistral (0.796) despite lower accuracy, and on FiQA-SA FinGPT-Falcon leads on macro F1 (Appendix A). The unparseable-dominated zero-shot backbone is omitted here and shown in Figure </w:t>
+        <w:t xml:space="preserve">Corrected accuracy (filled circles, with 95 % Wilson confidence intervals) and weighted F1 (open diamonds) for Finistral-7B-LoRA against all FinGPT adapter baselines and FinBERT on the exact-match-decontaminated sets; numeric labels give accuracy / weighted F1. Axes are zoomed per panel to resolve small differences; because value is encoded by position rather than bar length, the non-zero origin introduces no visual exaggeration. Overlapping accuracy intervals indicate differences that are not statistically distinguishable. Note the overlap with FinGPT-mt-Llama2 on FPB-560, FinGPT-Falcon on FiQA-SA, and FinGPT-Llama-3 on TFNS, matching the McNemar results in Appendix A. The two metrics do not always agree: on TFNS, FinGPT-Llama-3 attains a higher weighted F1 (0.821) than Finistral (0.796) despite lower accuracy, and on FiQA-SA FinGPT-Falcon leads on macro F1 (Appendix A). The unparseable-dominated zero-shot backbone is omitted here and shown in Figure </w:t>
       </w:r>
       <w:hyperlink w:anchor="fig:bar-comparison">
         <w:r>
@@ -8476,7 +8470,7 @@
         <w:t xml:space="preserve"> </w:t>
       </w:r>
       <w:r>
-        <w:t xml:space="preserve">full split — retained solely as a contamination diagnostic (Section </w:t>
+        <w:t xml:space="preserve">full split, retained solely as a contamination diagnostic (Section </w:t>
       </w:r>
       <w:hyperlink w:anchor="sec:contamination">
         <w:r>
@@ -9003,7 +8997,7 @@
         </m:r>
       </m:oMath>
       <w:r>
-        <w:t xml:space="preserve">) and competitive on TFNS, with Finistral’s clearest win confined to FiQA-SA. The defensible claim is therefore accessibility and reproducibility of the full recipe–evaluation stack, not parameter-count superiority — and identifying the minimal adapter capacity at which this performance saturates is exactly what the deferred rank/target-module ablation (released as</w:t>
+        <w:t xml:space="preserve">) and competitive on TFNS, with Finistral’s clearest win confined to FiQA-SA. The defensible claim is therefore accessibility and reproducibility of the full recipe and evaluation stack, not parameter-count superiority. Identifying the minimal adapter capacity at which this performance saturates is exactly what the deferred rank/target-module ablation (released as</w:t>
       </w:r>
       <w:r>
         <w:t xml:space="preserve"> </w:t>
@@ -9033,7 +9027,7 @@
         <w:pStyle w:val="FirstParagraph"/>
       </w:pPr>
       <w:r>
-        <w:t xml:space="preserve">Because the original evaluation applied a single Alpaca-style prompt to every model — mismatched to Finistral’s own</w:t>
+        <w:t xml:space="preserve">Because the original evaluation applied a single Alpaca-style prompt to every model, mismatched to Finistral’s own</w:t>
       </w:r>
       <w:r>
         <w:t xml:space="preserve"> </w:t>
@@ -9048,7 +9042,7 @@
         <w:t xml:space="preserve"> </w:t>
       </w:r>
       <w:r>
-        <w:t xml:space="preserve">training template (Section 3.3) — we quantify the template effect directly: the identical released adapter evaluated under both templates on all three exact-match-decontaminated datasets. The effect is material but</w:t>
+        <w:t xml:space="preserve">training template (Section 3.3), we quantify the template effect directly: the identical released adapter evaluated under both templates on all three exact-match-decontaminated datasets. The effect is material but</w:t>
       </w:r>
       <w:r>
         <w:t xml:space="preserve"> </w:t>
@@ -9402,7 +9396,7 @@
         <w:t xml:space="preserve"> </w:t>
       </w:r>
       <w:r>
-        <w:t xml:space="preserve">(gold neutral, predicted negative) — a large outflow number pulls the prediction negative even when the event is strategically neutral.</w:t>
+        <w:t xml:space="preserve">(gold neutral, predicted negative): a large outflow number pulls the prediction negative even when the event is strategically neutral.</w:t>
       </w:r>
       <w:r>
         <w:t xml:space="preserve"> </w:t>
@@ -9427,7 +9421,7 @@
         <w:t xml:space="preserve"> </w:t>
       </w:r>
       <w:r>
-        <w:t xml:space="preserve">(gold positive, predicted negative) — the model anchors on</w:t>
+        <w:t xml:space="preserve">(gold positive, predicted negative): the model anchors on</w:t>
       </w:r>
       <w:r>
         <w:t xml:space="preserve"> </w:t>
@@ -9464,7 +9458,7 @@
         <w:t xml:space="preserve"> </w:t>
       </w:r>
       <w:r>
-        <w:t xml:space="preserve">(gold neutral, predicted positive) — modal constructions are read as realised outcomes. TFNS contributes most errors both because it is the largest set and because its informal, elliptical tweet register (tickers, retweet fragments, truncated URLs) is furthest from the fine-tuning corpus’s newswire style — consistent with the per-class pattern that Finistral over-predicts the polar classes on TFNS (negative recall 0.93 but precision 0.68; positive recall 0.96 but precision 0.59), trading neutral precision for polar recall.</w:t>
+        <w:t xml:space="preserve">(gold neutral, predicted positive): modal constructions are read as realised outcomes. TFNS contributes most errors both because it is the largest set and because its informal, elliptical tweet register (tickers, retweet fragments, truncated URLs) is furthest from the fine-tuning corpus’s newswire style, consistent with the per-class pattern that Finistral over-predicts the polar classes on TFNS (negative recall 0.93 but precision 0.68; positive recall 0.96 but precision 0.59), trading neutral precision for polar recall.</w:t>
       </w:r>
     </w:p>
     <w:bookmarkEnd w:id="74"/>
@@ -9489,10 +9483,7 @@
         <w:t xml:space="preserve">GPU inference</w:t>
       </w:r>
       <w:r>
-        <w:t xml:space="preserve"> </w:t>
-      </w:r>
-      <w:r>
-        <w:t xml:space="preserve">– measured single-sentence latency (batch size 1, greedy decoding,</w:t>
+        <w:t xml:space="preserve">: measured single-sentence latency (batch size 1, greedy decoding,</w:t>
       </w:r>
       <w:r>
         <w:t xml:space="preserve"> </w:t>
@@ -9832,7 +9823,7 @@
         </m:r>
       </m:oMath>
       <w:r>
-        <w:t xml:space="preserve"> 41.94 M), one node of GPU time, and an 84 MB adapter file, entirely within academic compute budgets on Indiana University’s Big Red 200 supercomputer. Equally important, this paper documents a cautionary result: the 99.56 % accuracy reported in our original submission was a data-contamination artifact, with 75.2 % of the Financial PhraseBank evaluation set — and its labels — present in the FinGPT training corpus, while the seemingly weak baselines were products of a broken evaluation harness. After decontaminating the test set, correcting the harness, and validating on external datasets, we present an honest, contamination-audited assessment of the recipe (Table </w:t>
+        <w:t xml:space="preserve"> 41.94 M), one node of GPU time, and an 84 MB adapter file, entirely within academic compute budgets on Indiana University’s Big Red 200 supercomputer. Equally important, this paper documents a cautionary result: the 99.56 % accuracy reported in our original submission was a data-contamination artifact, with 75.2 % of the Financial PhraseBank evaluation set (and its labels) present in the FinGPT training corpus, while the seemingly weak baselines were products of a broken evaluation harness. After decontaminating the test set, correcting the harness, and validating on external datasets, we present an honest, contamination-audited assessment of the recipe (Table </w:t>
       </w:r>
       <w:hyperlink w:anchor="tab:corrected-results">
         <w:r>
@@ -9843,7 +9834,7 @@
         </w:r>
       </w:hyperlink>
       <w:r>
-        <w:t xml:space="preserve">). We therefore offer two contributions of lasting value: an efficient, fully reproducible PEFT recipe for financial sentiment, and concrete evidence — with released tooling — that contamination auditing and harness hygiene are prerequisites for credible evaluation of LLMs trained on aggregated financial corpora.</w:t>
+        <w:t xml:space="preserve">). We therefore offer two contributions of lasting value: an efficient, fully reproducible PEFT recipe for financial sentiment, and concrete evidence, with released tooling, that contamination auditing and harness hygiene are prerequisites for credible evaluation of LLMs trained on aggregated financial corpora.</w:t>
       </w:r>
     </w:p>
     <w:bookmarkEnd w:id="79"/>
@@ -10662,19 +10653,19 @@
               <w:jc w:val="center"/>
             </w:pPr>
             <w:r>
-              <w:t xml:space="preserve">—</w:t>
-            </w:r>
-          </w:p>
-        </w:tc>
-        <w:tc>
-          <w:tcPr/>
-          <w:p>
-            <w:pPr>
-              <w:pStyle w:val="Compact"/>
-              <w:jc w:val="center"/>
-            </w:pPr>
-            <w:r>
-              <w:t xml:space="preserve">—</w:t>
+              <w:t xml:space="preserve">n/a</w:t>
+            </w:r>
+          </w:p>
+        </w:tc>
+        <w:tc>
+          <w:tcPr/>
+          <w:p>
+            <w:pPr>
+              <w:pStyle w:val="Compact"/>
+              <w:jc w:val="center"/>
+            </w:pPr>
+            <w:r>
+              <w:t xml:space="preserve">n/a</w:t>
             </w:r>
           </w:p>
         </w:tc>
@@ -11708,19 +11699,19 @@
               <w:jc w:val="center"/>
             </w:pPr>
             <w:r>
-              <w:t xml:space="preserve">—</w:t>
-            </w:r>
-          </w:p>
-        </w:tc>
-        <w:tc>
-          <w:tcPr/>
-          <w:p>
-            <w:pPr>
-              <w:pStyle w:val="Compact"/>
-              <w:jc w:val="center"/>
-            </w:pPr>
-            <w:r>
-              <w:t xml:space="preserve">—</w:t>
+              <w:t xml:space="preserve">n/a</w:t>
+            </w:r>
+          </w:p>
+        </w:tc>
+        <w:tc>
+          <w:tcPr/>
+          <w:p>
+            <w:pPr>
+              <w:pStyle w:val="Compact"/>
+              <w:jc w:val="center"/>
+            </w:pPr>
+            <w:r>
+              <w:t xml:space="preserve">n/a</w:t>
             </w:r>
           </w:p>
         </w:tc>
@@ -13087,19 +13078,19 @@
               <w:jc w:val="center"/>
             </w:pPr>
             <w:r>
-              <w:t xml:space="preserve">—</w:t>
-            </w:r>
-          </w:p>
-        </w:tc>
-        <w:tc>
-          <w:tcPr/>
-          <w:p>
-            <w:pPr>
-              <w:pStyle w:val="Compact"/>
-              <w:jc w:val="center"/>
-            </w:pPr>
-            <w:r>
-              <w:t xml:space="preserve">—</w:t>
+              <w:t xml:space="preserve">n/a</w:t>
+            </w:r>
+          </w:p>
+        </w:tc>
+        <w:tc>
+          <w:tcPr/>
+          <w:p>
+            <w:pPr>
+              <w:pStyle w:val="Compact"/>
+              <w:jc w:val="center"/>
+            </w:pPr>
+            <w:r>
+              <w:t xml:space="preserve">n/a</w:t>
             </w:r>
           </w:p>
         </w:tc>

--- a/JICTASA-2026-018-Finistral_AI_Revised.docx
+++ b/JICTASA-2026-018-Finistral_AI_Revised.docx
@@ -226,7 +226,7 @@
       <w:r>
         <w:drawing>
           <wp:inline>
-            <wp:extent cx="5334000" cy="1849752"/>
+            <wp:extent cx="5334000" cy="3658859"/>
             <wp:effectExtent b="0" l="0" r="0" t="0"/>
             <wp:docPr descr="" title="" id="10" name="Picture"/>
             <a:graphic>
@@ -247,7 +247,7 @@
                   <pic:spPr bwMode="auto">
                     <a:xfrm>
                       <a:off x="0" y="0"/>
-                      <a:ext cx="5334000" cy="1849752"/>
+                      <a:ext cx="5334000" cy="3658859"/>
                     </a:xfrm>
                     <a:prstGeom prst="rect">
                       <a:avLst/>
@@ -271,7 +271,7 @@
         <w:pStyle w:val="ImageCaption"/>
       </w:pPr>
       <w:r>
-        <w:t xml:space="preserve">Left: 75.2 % of the Financial PhraseBank evaluation set appears verbatim, with identical gold labels, in the fine-tuning corpus, so the originally claimed 99.56 % accuracy reflects memorisation. Right: the corrected evaluation on the exact-match-decontaminated remainder and two external datasets, with per-example significance tests (Section </w:t>
+        <w:t xml:space="preserve">Top: 75.2 % of the Financial PhraseBank evaluation set appears verbatim, with identical gold labels, in the fine-tuning corpus, so the originally claimed 99.56 % accuracy reflects memorisation. Bottom: the corrected evaluation on the exact-match-decontaminated remainder and two external datasets, with per-example significance tests (Section </w:t>
       </w:r>
       <w:hyperlink w:anchor="sec:contamination">
         <w:r>

--- a/JICTASA-2026-018-Finistral_AI_Revised.docx
+++ b/JICTASA-2026-018-Finistral_AI_Revised.docx
@@ -8341,7 +8341,7 @@
       <w:r>
         <w:drawing>
           <wp:inline>
-            <wp:extent cx="5334000" cy="3805089"/>
+            <wp:extent cx="5334000" cy="3804023"/>
             <wp:effectExtent b="0" l="0" r="0" t="0"/>
             <wp:docPr descr="" title="" id="58" name="Picture"/>
             <a:graphic>
@@ -8362,7 +8362,7 @@
                   <pic:spPr bwMode="auto">
                     <a:xfrm>
                       <a:off x="0" y="0"/>
-                      <a:ext cx="5334000" cy="3805089"/>
+                      <a:ext cx="5334000" cy="3804023"/>
                     </a:xfrm>
                     <a:prstGeom prst="rect">
                       <a:avLst/>
